--- a/Python for MongoDB.docx
+++ b/Python for MongoDB.docx
@@ -613,7 +613,6 @@
       <w:pPr>
         <w:pStyle w:val="ListParagraph"/>
         <w:ind w:left="1440"/>
-        <w:jc w:val="both"/>
       </w:pPr>
       <w:r>
         <w:t>import </w:t>
@@ -793,7 +792,13 @@
       </w:r>
       <w:r>
         <w:br/>
-        <w:t>#print list of the _id values of the inserted documents:</w:t>
+        <w:t>#print</w:t>
+      </w:r>
+      <w:r>
+        <w:t xml:space="preserve"> </w:t>
+      </w:r>
+      <w:r>
+        <w:t>list of the _id values of the inserted documents:</w:t>
       </w:r>
       <w:r>
         <w:br/>
@@ -806,6 +811,272 @@
       <w:proofErr w:type="spellEnd"/>
       <w:r>
         <w:t>)</w:t>
+      </w:r>
+    </w:p>
+    <w:p>
+      <w:pPr>
+        <w:pStyle w:val="ListParagraph"/>
+        <w:ind w:left="1440"/>
+      </w:pPr>
+    </w:p>
+    <w:p>
+      <w:pPr>
+        <w:pStyle w:val="ListParagraph"/>
+        <w:numPr>
+          <w:ilvl w:val="0"/>
+          <w:numId w:val="3"/>
+        </w:numPr>
+      </w:pPr>
+      <w:r>
+        <w:t>For Find (Read Data)</w:t>
+      </w:r>
+    </w:p>
+    <w:p>
+      <w:pPr>
+        <w:pStyle w:val="ListParagraph"/>
+        <w:numPr>
+          <w:ilvl w:val="0"/>
+          <w:numId w:val="5"/>
+        </w:numPr>
+      </w:pPr>
+      <w:r>
+        <w:t>Find one</w:t>
+      </w:r>
+    </w:p>
+    <w:p>
+      <w:pPr>
+        <w:pStyle w:val="ListParagraph"/>
+        <w:ind w:left="1440"/>
+      </w:pPr>
+      <w:r>
+        <w:t>import </w:t>
+      </w:r>
+      <w:proofErr w:type="spellStart"/>
+      <w:r>
+        <w:t>pymongo</w:t>
+      </w:r>
+      <w:proofErr w:type="spellEnd"/>
+      <w:r>
+        <w:br/>
+      </w:r>
+      <w:r>
+        <w:br/>
+      </w:r>
+      <w:proofErr w:type="spellStart"/>
+      <w:r>
+        <w:t>myclient</w:t>
+      </w:r>
+      <w:proofErr w:type="spellEnd"/>
+      <w:r>
+        <w:t xml:space="preserve"> = </w:t>
+      </w:r>
+      <w:proofErr w:type="spellStart"/>
+      <w:r>
+        <w:t>pymongo.MongoClient</w:t>
+      </w:r>
+      <w:proofErr w:type="spellEnd"/>
+      <w:r>
+        <w:t>("</w:t>
+      </w:r>
+      <w:proofErr w:type="spellStart"/>
+      <w:r>
+        <w:t>mongodb</w:t>
+      </w:r>
+      <w:proofErr w:type="spellEnd"/>
+      <w:r>
+        <w:t>://localhost:27017/")</w:t>
+      </w:r>
+      <w:r>
+        <w:br/>
+      </w:r>
+      <w:proofErr w:type="spellStart"/>
+      <w:r>
+        <w:t>mydb</w:t>
+      </w:r>
+      <w:proofErr w:type="spellEnd"/>
+      <w:r>
+        <w:t xml:space="preserve"> = </w:t>
+      </w:r>
+      <w:proofErr w:type="spellStart"/>
+      <w:r>
+        <w:t>myclient</w:t>
+      </w:r>
+      <w:proofErr w:type="spellEnd"/>
+      <w:r>
+        <w:t>["</w:t>
+      </w:r>
+      <w:proofErr w:type="spellStart"/>
+      <w:r>
+        <w:t>mydatabase</w:t>
+      </w:r>
+      <w:proofErr w:type="spellEnd"/>
+      <w:r>
+        <w:t>"]</w:t>
+      </w:r>
+      <w:r>
+        <w:br/>
+      </w:r>
+      <w:proofErr w:type="spellStart"/>
+      <w:r>
+        <w:t>mycol</w:t>
+      </w:r>
+      <w:proofErr w:type="spellEnd"/>
+      <w:r>
+        <w:t xml:space="preserve"> = </w:t>
+      </w:r>
+      <w:proofErr w:type="spellStart"/>
+      <w:r>
+        <w:t>mydb</w:t>
+      </w:r>
+      <w:proofErr w:type="spellEnd"/>
+      <w:r>
+        <w:t>["customers"]</w:t>
+      </w:r>
+      <w:r>
+        <w:br/>
+      </w:r>
+      <w:r>
+        <w:br/>
+        <w:t xml:space="preserve">x = </w:t>
+      </w:r>
+      <w:proofErr w:type="spellStart"/>
+      <w:r>
+        <w:t>mycol.find_one</w:t>
+      </w:r>
+      <w:proofErr w:type="spellEnd"/>
+      <w:r>
+        <w:t>()</w:t>
+      </w:r>
+      <w:r>
+        <w:br/>
+      </w:r>
+      <w:r>
+        <w:br/>
+        <w:t>print(x)</w:t>
+      </w:r>
+    </w:p>
+    <w:p>
+      <w:pPr>
+        <w:pStyle w:val="ListParagraph"/>
+        <w:ind w:left="1440"/>
+      </w:pPr>
+    </w:p>
+    <w:p>
+      <w:pPr>
+        <w:pStyle w:val="ListParagraph"/>
+        <w:numPr>
+          <w:ilvl w:val="0"/>
+          <w:numId w:val="5"/>
+        </w:numPr>
+      </w:pPr>
+      <w:r>
+        <w:t>All Find</w:t>
+      </w:r>
+    </w:p>
+    <w:p>
+      <w:pPr>
+        <w:pStyle w:val="ListParagraph"/>
+        <w:ind w:left="1440"/>
+      </w:pPr>
+      <w:r>
+        <w:t>import </w:t>
+      </w:r>
+      <w:proofErr w:type="spellStart"/>
+      <w:r>
+        <w:t>pymongo</w:t>
+      </w:r>
+      <w:proofErr w:type="spellEnd"/>
+      <w:r>
+        <w:br/>
+      </w:r>
+      <w:proofErr w:type="spellStart"/>
+      <w:r>
+        <w:t>myclient</w:t>
+      </w:r>
+      <w:proofErr w:type="spellEnd"/>
+      <w:r>
+        <w:t xml:space="preserve"> = </w:t>
+      </w:r>
+      <w:proofErr w:type="spellStart"/>
+      <w:r>
+        <w:t>pymongo.MongoClient</w:t>
+      </w:r>
+      <w:proofErr w:type="spellEnd"/>
+      <w:r>
+        <w:t>("</w:t>
+      </w:r>
+      <w:proofErr w:type="spellStart"/>
+      <w:r>
+        <w:t>mongodb</w:t>
+      </w:r>
+      <w:proofErr w:type="spellEnd"/>
+      <w:r>
+        <w:t>://localhost:27017/")</w:t>
+      </w:r>
+      <w:r>
+        <w:br/>
+      </w:r>
+      <w:proofErr w:type="spellStart"/>
+      <w:r>
+        <w:t>mydb</w:t>
+      </w:r>
+      <w:proofErr w:type="spellEnd"/>
+      <w:r>
+        <w:t xml:space="preserve"> = </w:t>
+      </w:r>
+      <w:proofErr w:type="spellStart"/>
+      <w:r>
+        <w:t>myclient</w:t>
+      </w:r>
+      <w:proofErr w:type="spellEnd"/>
+      <w:r>
+        <w:t>["</w:t>
+      </w:r>
+      <w:proofErr w:type="spellStart"/>
+      <w:r>
+        <w:t>mydatabase</w:t>
+      </w:r>
+      <w:proofErr w:type="spellEnd"/>
+      <w:r>
+        <w:t>"]</w:t>
+      </w:r>
+      <w:r>
+        <w:br/>
+      </w:r>
+      <w:proofErr w:type="spellStart"/>
+      <w:r>
+        <w:t>mycol</w:t>
+      </w:r>
+      <w:proofErr w:type="spellEnd"/>
+      <w:r>
+        <w:t xml:space="preserve"> = </w:t>
+      </w:r>
+      <w:proofErr w:type="spellStart"/>
+      <w:r>
+        <w:t>mydb</w:t>
+      </w:r>
+      <w:proofErr w:type="spellEnd"/>
+      <w:r>
+        <w:t>["customers"]</w:t>
+      </w:r>
+      <w:r>
+        <w:br/>
+      </w:r>
+      <w:r>
+        <w:br/>
+        <w:t>for x in </w:t>
+      </w:r>
+      <w:proofErr w:type="spellStart"/>
+      <w:r>
+        <w:t>mycol.find</w:t>
+      </w:r>
+      <w:proofErr w:type="spellEnd"/>
+      <w:r>
+        <w:t>():</w:t>
+      </w:r>
+      <w:r>
+        <w:br/>
+        <w:t>  print(x)</w:t>
       </w:r>
     </w:p>
     <w:sectPr>
@@ -821,6 +1092,95 @@
 <file path=word/numbering.xml><?xml version="1.0" encoding="utf-8"?>
 <w:numbering xmlns:wpc="http://schemas.microsoft.com/office/word/2010/wordprocessingCanvas" xmlns:cx="http://schemas.microsoft.com/office/drawing/2014/chartex" xmlns:cx1="http://schemas.microsoft.com/office/drawing/2015/9/8/chartex" xmlns:cx2="http://schemas.microsoft.com/office/drawing/2015/10/21/chartex" xmlns:cx3="http://schemas.microsoft.com/office/drawing/2016/5/9/chartex" xmlns:cx4="http://schemas.microsoft.com/office/drawing/2016/5/10/chartex" xmlns:cx5="http://schemas.microsoft.com/office/drawing/2016/5/11/chartex" xmlns:cx6="http://schemas.microsoft.com/office/drawing/2016/5/12/chartex" xmlns:cx7="http://schemas.microsoft.com/office/drawing/2016/5/13/chartex" xmlns:cx8="http://schemas.microsoft.com/office/drawing/2016/5/14/chartex" xmlns:mc="http://schemas.openxmlformats.org/markup-compatibility/2006" xmlns:aink="http://schemas.microsoft.com/office/drawing/2016/ink" xmlns:am3d="http://schemas.microsoft.com/office/drawing/2017/model3d" xmlns:o="urn:schemas-microsoft-com:office:office" xmlns:oel="http://schemas.microsoft.com/office/2019/extlst" xmlns:r="http://schemas.openxmlformats.org/officeDocument/2006/relationships" xmlns:m="http://schemas.openxmlformats.org/officeDocument/2006/math" xmlns:v="urn:schemas-microsoft-com:vml" xmlns:wp14="http://schemas.microsoft.com/office/word/2010/wordprocessingDrawing" xmlns:wp="http://schemas.openxmlformats.org/drawingml/2006/wordprocessingDrawing" xmlns:w10="urn:schemas-microsoft-com:office:word" xmlns:w="http://schemas.openxmlformats.org/wordprocessingml/2006/main" xmlns:w14="http://schemas.microsoft.com/office/word/2010/wordml" xmlns:w15="http://schemas.microsoft.com/office/word/2012/wordml" xmlns:w16cex="http://schemas.microsoft.com/office/word/2018/wordml/cex" xmlns:w16cid="http://schemas.microsoft.com/office/word/2016/wordml/cid" xmlns:w16="http://schemas.microsoft.com/office/word/2018/wordml" xmlns:w16du="http://schemas.microsoft.com/office/word/2023/wordml/word16du" xmlns:w16sdtdh="http://schemas.microsoft.com/office/word/2020/wordml/sdtdatahash" xmlns:w16sdtfl="http://schemas.microsoft.com/office/word/2024/wordml/sdtformatlock" xmlns:w16se="http://schemas.microsoft.com/office/word/2015/wordml/symex" xmlns:wpg="http://schemas.microsoft.com/office/word/2010/wordprocessingGroup" xmlns:wpi="http://schemas.microsoft.com/office/word/2010/wordprocessingInk" xmlns:wne="http://schemas.microsoft.com/office/word/2006/wordml" xmlns:wps="http://schemas.microsoft.com/office/word/2010/wordprocessingShape" mc:Ignorable="w14 w15 w16se w16cid w16 w16cex w16sdtdh w16sdtfl w16du wp14">
   <w:abstractNum w:abstractNumId="0" w15:restartNumberingAfterBreak="0">
+    <w:nsid w:val="05EA173D"/>
+    <w:multiLevelType w:val="hybridMultilevel"/>
+    <w:tmpl w:val="9D1CD55C"/>
+    <w:lvl w:ilvl="0" w:tplc="15860936">
+      <w:start w:val="1"/>
+      <w:numFmt w:val="upperLetter"/>
+      <w:lvlText w:val="%1)"/>
+      <w:lvlJc w:val="left"/>
+      <w:pPr>
+        <w:ind w:left="1440" w:hanging="360"/>
+      </w:pPr>
+      <w:rPr>
+        <w:rFonts w:hint="default"/>
+      </w:rPr>
+    </w:lvl>
+    <w:lvl w:ilvl="1" w:tplc="40090019" w:tentative="1">
+      <w:start w:val="1"/>
+      <w:numFmt w:val="lowerLetter"/>
+      <w:lvlText w:val="%2."/>
+      <w:lvlJc w:val="left"/>
+      <w:pPr>
+        <w:ind w:left="2160" w:hanging="360"/>
+      </w:pPr>
+    </w:lvl>
+    <w:lvl w:ilvl="2" w:tplc="4009001B" w:tentative="1">
+      <w:start w:val="1"/>
+      <w:numFmt w:val="lowerRoman"/>
+      <w:lvlText w:val="%3."/>
+      <w:lvlJc w:val="right"/>
+      <w:pPr>
+        <w:ind w:left="2880" w:hanging="180"/>
+      </w:pPr>
+    </w:lvl>
+    <w:lvl w:ilvl="3" w:tplc="4009000F" w:tentative="1">
+      <w:start w:val="1"/>
+      <w:numFmt w:val="decimal"/>
+      <w:lvlText w:val="%4."/>
+      <w:lvlJc w:val="left"/>
+      <w:pPr>
+        <w:ind w:left="3600" w:hanging="360"/>
+      </w:pPr>
+    </w:lvl>
+    <w:lvl w:ilvl="4" w:tplc="40090019" w:tentative="1">
+      <w:start w:val="1"/>
+      <w:numFmt w:val="lowerLetter"/>
+      <w:lvlText w:val="%5."/>
+      <w:lvlJc w:val="left"/>
+      <w:pPr>
+        <w:ind w:left="4320" w:hanging="360"/>
+      </w:pPr>
+    </w:lvl>
+    <w:lvl w:ilvl="5" w:tplc="4009001B" w:tentative="1">
+      <w:start w:val="1"/>
+      <w:numFmt w:val="lowerRoman"/>
+      <w:lvlText w:val="%6."/>
+      <w:lvlJc w:val="right"/>
+      <w:pPr>
+        <w:ind w:left="5040" w:hanging="180"/>
+      </w:pPr>
+    </w:lvl>
+    <w:lvl w:ilvl="6" w:tplc="4009000F" w:tentative="1">
+      <w:start w:val="1"/>
+      <w:numFmt w:val="decimal"/>
+      <w:lvlText w:val="%7."/>
+      <w:lvlJc w:val="left"/>
+      <w:pPr>
+        <w:ind w:left="5760" w:hanging="360"/>
+      </w:pPr>
+    </w:lvl>
+    <w:lvl w:ilvl="7" w:tplc="40090019" w:tentative="1">
+      <w:start w:val="1"/>
+      <w:numFmt w:val="lowerLetter"/>
+      <w:lvlText w:val="%8."/>
+      <w:lvlJc w:val="left"/>
+      <w:pPr>
+        <w:ind w:left="6480" w:hanging="360"/>
+      </w:pPr>
+    </w:lvl>
+    <w:lvl w:ilvl="8" w:tplc="4009001B" w:tentative="1">
+      <w:start w:val="1"/>
+      <w:numFmt w:val="lowerRoman"/>
+      <w:lvlText w:val="%9."/>
+      <w:lvlJc w:val="right"/>
+      <w:pPr>
+        <w:ind w:left="7200" w:hanging="180"/>
+      </w:pPr>
+    </w:lvl>
+  </w:abstractNum>
+  <w:abstractNum w:abstractNumId="1" w15:restartNumberingAfterBreak="0">
     <w:nsid w:val="0A452516"/>
     <w:multiLevelType w:val="hybridMultilevel"/>
     <w:tmpl w:val="3A6212DE"/>
@@ -909,7 +1269,7 @@
       </w:pPr>
     </w:lvl>
   </w:abstractNum>
-  <w:abstractNum w:abstractNumId="1" w15:restartNumberingAfterBreak="0">
+  <w:abstractNum w:abstractNumId="2" w15:restartNumberingAfterBreak="0">
     <w:nsid w:val="33BA2240"/>
     <w:multiLevelType w:val="hybridMultilevel"/>
     <w:tmpl w:val="8548A182"/>
@@ -998,7 +1358,7 @@
       </w:pPr>
     </w:lvl>
   </w:abstractNum>
-  <w:abstractNum w:abstractNumId="2" w15:restartNumberingAfterBreak="0">
+  <w:abstractNum w:abstractNumId="3" w15:restartNumberingAfterBreak="0">
     <w:nsid w:val="415A508C"/>
     <w:multiLevelType w:val="hybridMultilevel"/>
     <w:tmpl w:val="83168B70"/>
@@ -1087,7 +1447,7 @@
       </w:pPr>
     </w:lvl>
   </w:abstractNum>
-  <w:abstractNum w:abstractNumId="3" w15:restartNumberingAfterBreak="0">
+  <w:abstractNum w:abstractNumId="4" w15:restartNumberingAfterBreak="0">
     <w:nsid w:val="7ADD4C9C"/>
     <w:multiLevelType w:val="hybridMultilevel"/>
     <w:tmpl w:val="276EF924"/>
@@ -1177,15 +1537,18 @@
     </w:lvl>
   </w:abstractNum>
   <w:num w:numId="1" w16cid:durableId="614364695">
+    <w:abstractNumId w:val="4"/>
+  </w:num>
+  <w:num w:numId="2" w16cid:durableId="1943344016">
+    <w:abstractNumId w:val="2"/>
+  </w:num>
+  <w:num w:numId="3" w16cid:durableId="1939409518">
     <w:abstractNumId w:val="3"/>
   </w:num>
-  <w:num w:numId="2" w16cid:durableId="1943344016">
+  <w:num w:numId="4" w16cid:durableId="1747993638">
     <w:abstractNumId w:val="1"/>
   </w:num>
-  <w:num w:numId="3" w16cid:durableId="1939409518">
-    <w:abstractNumId w:val="2"/>
-  </w:num>
-  <w:num w:numId="4" w16cid:durableId="1747993638">
+  <w:num w:numId="5" w16cid:durableId="4208710">
     <w:abstractNumId w:val="0"/>
   </w:num>
 </w:numbering>

--- a/Python for MongoDB.docx
+++ b/Python for MongoDB.docx
@@ -20,11 +20,9 @@
         <w:ind w:left="360"/>
         <w:jc w:val="both"/>
       </w:pPr>
-      <w:proofErr w:type="spellStart"/>
       <w:r>
         <w:t>PyMongo</w:t>
       </w:r>
-      <w:proofErr w:type="spellEnd"/>
     </w:p>
     <w:p>
       <w:pPr>
@@ -38,13 +36,8 @@
         <w:t xml:space="preserve">Install: </w:t>
       </w:r>
       <w:r>
-        <w:t xml:space="preserve">pip install </w:t>
-      </w:r>
-      <w:proofErr w:type="spellStart"/>
-      <w:r>
-        <w:t>pymongo</w:t>
-      </w:r>
-      <w:proofErr w:type="spellEnd"/>
+        <w:t>pip install pymongo</w:t>
+      </w:r>
     </w:p>
     <w:p>
       <w:pPr>
@@ -55,13 +48,8 @@
         <w:t xml:space="preserve">Import: </w:t>
       </w:r>
       <w:r>
-        <w:t>import </w:t>
-      </w:r>
-      <w:proofErr w:type="spellStart"/>
-      <w:r>
-        <w:t>pymongo</w:t>
-      </w:r>
-      <w:proofErr w:type="spellEnd"/>
+        <w:t>import pymongo</w:t>
+      </w:r>
     </w:p>
     <w:p>
       <w:pPr>
@@ -98,13 +86,8 @@
         <w:jc w:val="both"/>
       </w:pPr>
       <w:r>
-        <w:t xml:space="preserve">pip install </w:t>
-      </w:r>
-      <w:proofErr w:type="spellStart"/>
-      <w:r>
-        <w:t>pymongo</w:t>
-      </w:r>
-      <w:proofErr w:type="spellEnd"/>
+        <w:t>pip install pymongo</w:t>
+      </w:r>
     </w:p>
     <w:p>
       <w:pPr>
@@ -116,21 +99,8 @@
         <w:jc w:val="both"/>
       </w:pPr>
       <w:r>
-        <w:t xml:space="preserve">from </w:t>
-      </w:r>
-      <w:proofErr w:type="spellStart"/>
-      <w:r>
-        <w:t>pymongo</w:t>
-      </w:r>
-      <w:proofErr w:type="spellEnd"/>
-      <w:r>
-        <w:t xml:space="preserve"> import </w:t>
-      </w:r>
-      <w:proofErr w:type="spellStart"/>
-      <w:r>
-        <w:t>MongoClient</w:t>
-      </w:r>
-      <w:proofErr w:type="spellEnd"/>
+        <w:t>from pymongo import MongoClient</w:t>
+      </w:r>
     </w:p>
     <w:p>
       <w:pPr>
@@ -156,23 +126,7 @@
         <w:jc w:val="both"/>
       </w:pPr>
       <w:r>
-        <w:t xml:space="preserve">client = </w:t>
-      </w:r>
-      <w:proofErr w:type="spellStart"/>
-      <w:r>
-        <w:t>MongoClient</w:t>
-      </w:r>
-      <w:proofErr w:type="spellEnd"/>
-      <w:r>
-        <w:t>("</w:t>
-      </w:r>
-      <w:proofErr w:type="spellStart"/>
-      <w:r>
-        <w:t>mongodb</w:t>
-      </w:r>
-      <w:proofErr w:type="spellEnd"/>
-      <w:r>
-        <w:t>://localhost:27017/")</w:t>
+        <w:t>client = MongoClient("mongodb://localhost:27017/")</w:t>
       </w:r>
     </w:p>
     <w:p>
@@ -198,21 +152,8 @@
         <w:ind w:left="1080"/>
         <w:jc w:val="both"/>
       </w:pPr>
-      <w:proofErr w:type="spellStart"/>
-      <w:r>
-        <w:t>db</w:t>
-      </w:r>
-      <w:proofErr w:type="spellEnd"/>
-      <w:r>
-        <w:t xml:space="preserve"> = client["</w:t>
-      </w:r>
-      <w:proofErr w:type="spellStart"/>
-      <w:r>
-        <w:t>mydatabase</w:t>
-      </w:r>
-      <w:proofErr w:type="spellEnd"/>
-      <w:r>
-        <w:t>"]</w:t>
+      <w:r>
+        <w:t>db = client["mydatabase"]</w:t>
       </w:r>
     </w:p>
     <w:p>
@@ -239,15 +180,7 @@
         <w:jc w:val="both"/>
       </w:pPr>
       <w:r>
-        <w:t xml:space="preserve">collection = </w:t>
-      </w:r>
-      <w:proofErr w:type="spellStart"/>
-      <w:r>
-        <w:t>db</w:t>
-      </w:r>
-      <w:proofErr w:type="spellEnd"/>
-      <w:r>
-        <w:t>["customers"]</w:t>
+        <w:t>collection = db["customers"]</w:t>
       </w:r>
     </w:p>
     <w:p>
@@ -283,13 +216,8 @@
         <w:ind w:left="1080"/>
         <w:jc w:val="both"/>
       </w:pPr>
-      <w:proofErr w:type="spellStart"/>
-      <w:r>
-        <w:t>collection.insert_one</w:t>
-      </w:r>
-      <w:proofErr w:type="spellEnd"/>
-      <w:r>
-        <w:t>(data)</w:t>
+      <w:r>
+        <w:t>collection.insert_one(data)</w:t>
       </w:r>
     </w:p>
     <w:p>
@@ -335,41 +263,12 @@
         <w:ind w:left="1080"/>
         <w:jc w:val="both"/>
       </w:pPr>
-      <w:proofErr w:type="spellStart"/>
-      <w:r>
-        <w:t>dblist</w:t>
-      </w:r>
-      <w:proofErr w:type="spellEnd"/>
-      <w:r>
-        <w:t>=</w:t>
-      </w:r>
-      <w:proofErr w:type="spellStart"/>
-      <w:r>
-        <w:t>myclient.list_database_names</w:t>
-      </w:r>
-      <w:proofErr w:type="spellEnd"/>
-      <w:r>
-        <w:t>()</w:t>
-      </w:r>
-      <w:r>
-        <w:br/>
-        <w:t>if "</w:t>
-      </w:r>
-      <w:proofErr w:type="spellStart"/>
-      <w:r>
-        <w:t>mydatabase</w:t>
-      </w:r>
-      <w:proofErr w:type="spellEnd"/>
-      <w:r>
-        <w:t>" in </w:t>
-      </w:r>
-      <w:proofErr w:type="spellStart"/>
-      <w:r>
-        <w:t>dblist</w:t>
-      </w:r>
-      <w:proofErr w:type="spellEnd"/>
-      <w:r>
-        <w:t>:</w:t>
+      <w:r>
+        <w:t>dblist=myclient.list_database_names()</w:t>
+      </w:r>
+      <w:r>
+        <w:br/>
+        <w:t>if "mydatabase" in dblist:</w:t>
       </w:r>
       <w:r>
         <w:br/>
@@ -433,15 +332,13 @@
         <w:t>For One</w:t>
       </w:r>
       <w:r>
-        <w:t xml:space="preserve"> (</w:t>
-      </w:r>
-      <w:proofErr w:type="spellStart"/>
-      <w:r>
-        <w:t>inser_one</w:t>
-      </w:r>
-      <w:proofErr w:type="spellEnd"/>
-      <w:r>
-        <w:t>)</w:t>
+        <w:t xml:space="preserve"> (inser</w:t>
+      </w:r>
+      <w:r>
+        <w:t>t</w:t>
+      </w:r>
+      <w:r>
+        <w:t>_one)</w:t>
       </w:r>
     </w:p>
     <w:p>
@@ -458,119 +355,30 @@
         <w:jc w:val="both"/>
       </w:pPr>
       <w:r>
-        <w:t>import </w:t>
-      </w:r>
-      <w:proofErr w:type="spellStart"/>
-      <w:r>
-        <w:t>pymongo</w:t>
-      </w:r>
-      <w:proofErr w:type="spellEnd"/>
-      <w:r>
-        <w:br/>
-      </w:r>
-      <w:r>
-        <w:br/>
-      </w:r>
-      <w:proofErr w:type="spellStart"/>
-      <w:r>
-        <w:t>myclient</w:t>
-      </w:r>
-      <w:proofErr w:type="spellEnd"/>
-      <w:r>
-        <w:t>=</w:t>
-      </w:r>
-      <w:proofErr w:type="spellStart"/>
-      <w:r>
-        <w:t>pymongo.MongoClient</w:t>
-      </w:r>
-      <w:proofErr w:type="spellEnd"/>
-      <w:r>
-        <w:t>("</w:t>
-      </w:r>
-      <w:proofErr w:type="spellStart"/>
-      <w:r>
-        <w:t>mongodb</w:t>
-      </w:r>
-      <w:proofErr w:type="spellEnd"/>
-      <w:r>
-        <w:t>://localhost:27017/")</w:t>
-      </w:r>
-      <w:r>
-        <w:br/>
-      </w:r>
-      <w:proofErr w:type="spellStart"/>
-      <w:r>
-        <w:t>mydb</w:t>
-      </w:r>
-      <w:proofErr w:type="spellEnd"/>
-      <w:r>
-        <w:t>=</w:t>
-      </w:r>
-      <w:proofErr w:type="spellStart"/>
-      <w:r>
-        <w:t>myclient</w:t>
-      </w:r>
-      <w:proofErr w:type="spellEnd"/>
-      <w:r>
-        <w:t>["</w:t>
-      </w:r>
-      <w:proofErr w:type="spellStart"/>
-      <w:r>
-        <w:t>mydatabase</w:t>
-      </w:r>
-      <w:proofErr w:type="spellEnd"/>
-      <w:r>
-        <w:t>"]</w:t>
-      </w:r>
-      <w:r>
-        <w:br/>
-      </w:r>
-      <w:proofErr w:type="spellStart"/>
-      <w:r>
-        <w:t>mycol</w:t>
-      </w:r>
-      <w:proofErr w:type="spellEnd"/>
-      <w:r>
-        <w:t>=</w:t>
-      </w:r>
-      <w:proofErr w:type="spellStart"/>
-      <w:r>
-        <w:t>mydb</w:t>
-      </w:r>
-      <w:proofErr w:type="spellEnd"/>
-      <w:r>
-        <w:t>["customers"]</w:t>
-      </w:r>
-      <w:r>
-        <w:br/>
-      </w:r>
-      <w:proofErr w:type="spellStart"/>
-      <w:r>
-        <w:t>mydict</w:t>
-      </w:r>
-      <w:proofErr w:type="spellEnd"/>
-      <w:r>
-        <w:t>={ "name": "John", "address": "Highway37" }</w:t>
-      </w:r>
-      <w:r>
-        <w:br/>
-        <w:t>x = </w:t>
-      </w:r>
-      <w:proofErr w:type="spellStart"/>
-      <w:r>
-        <w:t>mycol.insert_one</w:t>
-      </w:r>
-      <w:proofErr w:type="spellEnd"/>
-      <w:r>
-        <w:t>(</w:t>
-      </w:r>
-      <w:proofErr w:type="spellStart"/>
-      <w:r>
-        <w:t>mydict</w:t>
-      </w:r>
-      <w:proofErr w:type="spellEnd"/>
-      <w:r>
-        <w:t>)</w:t>
+        <w:t>import pymongo</w:t>
+      </w:r>
+      <w:r>
+        <w:br/>
+      </w:r>
+      <w:r>
+        <w:br/>
+        <w:t>myclient=pymongo.MongoClient("mongodb://localhost:27017/")</w:t>
+      </w:r>
+      <w:r>
+        <w:br/>
+        <w:t>mydb=myclient["mydatabase"]</w:t>
+      </w:r>
+      <w:r>
+        <w:br/>
+        <w:t>mycol=mydb["customers"]</w:t>
+      </w:r>
+      <w:r>
+        <w:br/>
+        <w:t>mydict={ "name": "John", "address": "Highway37" }</w:t>
+      </w:r>
+      <w:r>
+        <w:br/>
+        <w:t>x = mycol.insert_one(mydict)</w:t>
       </w:r>
     </w:p>
     <w:p>
@@ -591,15 +399,7 @@
       </w:pPr>
       <w:r>
         <w:lastRenderedPageBreak/>
-        <w:t>For many (</w:t>
-      </w:r>
-      <w:proofErr w:type="spellStart"/>
-      <w:r>
-        <w:t>insert_many</w:t>
-      </w:r>
-      <w:proofErr w:type="spellEnd"/>
-      <w:r>
-        <w:t>)</w:t>
+        <w:t>For many (insert_many)</w:t>
       </w:r>
     </w:p>
     <w:p>
@@ -615,102 +415,29 @@
         <w:ind w:left="1440"/>
       </w:pPr>
       <w:r>
-        <w:t>import </w:t>
-      </w:r>
-      <w:proofErr w:type="spellStart"/>
-      <w:r>
-        <w:t>pymongo</w:t>
-      </w:r>
-      <w:proofErr w:type="spellEnd"/>
-      <w:r>
-        <w:br/>
-      </w:r>
-      <w:r>
-        <w:br/>
-      </w:r>
-      <w:proofErr w:type="spellStart"/>
-      <w:r>
-        <w:t>myclient</w:t>
-      </w:r>
-      <w:proofErr w:type="spellEnd"/>
-      <w:r>
-        <w:t>=</w:t>
-      </w:r>
-      <w:proofErr w:type="spellStart"/>
-      <w:r>
-        <w:t>pymongo.MongoClient</w:t>
-      </w:r>
-      <w:proofErr w:type="spellEnd"/>
-      <w:r>
-        <w:t>("</w:t>
-      </w:r>
-      <w:proofErr w:type="spellStart"/>
-      <w:r>
-        <w:t>mongodb</w:t>
-      </w:r>
-      <w:proofErr w:type="spellEnd"/>
-      <w:r>
-        <w:t>://localhost:27017/")</w:t>
-      </w:r>
-      <w:r>
-        <w:br/>
-      </w:r>
-      <w:proofErr w:type="spellStart"/>
-      <w:r>
-        <w:t>mydb</w:t>
-      </w:r>
-      <w:proofErr w:type="spellEnd"/>
-      <w:r>
-        <w:t>=</w:t>
-      </w:r>
-      <w:proofErr w:type="spellStart"/>
-      <w:r>
-        <w:t>myclient</w:t>
-      </w:r>
-      <w:proofErr w:type="spellEnd"/>
-      <w:r>
-        <w:t>["</w:t>
-      </w:r>
-      <w:proofErr w:type="spellStart"/>
-      <w:r>
-        <w:t>mydatabase</w:t>
-      </w:r>
-      <w:proofErr w:type="spellEnd"/>
-      <w:r>
-        <w:t>"]</w:t>
-      </w:r>
-      <w:r>
-        <w:br/>
-      </w:r>
-      <w:proofErr w:type="spellStart"/>
-      <w:r>
-        <w:t>mycol</w:t>
-      </w:r>
-      <w:proofErr w:type="spellEnd"/>
-      <w:r>
-        <w:t>=</w:t>
-      </w:r>
-      <w:proofErr w:type="spellStart"/>
-      <w:r>
-        <w:t>mydb</w:t>
-      </w:r>
-      <w:proofErr w:type="spellEnd"/>
-      <w:r>
-        <w:t>["customers"]</w:t>
-      </w:r>
-      <w:r>
-        <w:br/>
-      </w:r>
-      <w:r>
-        <w:br/>
-      </w:r>
-      <w:proofErr w:type="spellStart"/>
-      <w:r>
-        <w:t>mylist</w:t>
-      </w:r>
-      <w:proofErr w:type="spellEnd"/>
-      <w:r>
-        <w:t>=[</w:t>
+        <w:t>import pymongo</w:t>
+      </w:r>
+      <w:r>
+        <w:br/>
+      </w:r>
+      <w:r>
+        <w:br/>
+        <w:t>myclient=pymongo.MongoClient("mongodb://localhost:27017/")</w:t>
+      </w:r>
+      <w:r>
+        <w:br/>
+        <w:t>mydb=myclient["mydatabase"]</w:t>
+      </w:r>
+      <w:r>
+        <w:br/>
+        <w:t>mycol=mydb["customers"]</w:t>
+      </w:r>
+      <w:r>
+        <w:br/>
+      </w:r>
+      <w:r>
+        <w:br/>
+        <w:t>mylist=[</w:t>
       </w:r>
       <w:r>
         <w:br/>
@@ -769,23 +496,7 @@
       </w:r>
       <w:r>
         <w:br/>
-        <w:t>x=</w:t>
-      </w:r>
-      <w:proofErr w:type="spellStart"/>
-      <w:r>
-        <w:t>mycol.insert_many</w:t>
-      </w:r>
-      <w:proofErr w:type="spellEnd"/>
-      <w:r>
-        <w:t>(</w:t>
-      </w:r>
-      <w:proofErr w:type="spellStart"/>
-      <w:r>
-        <w:t>mylist</w:t>
-      </w:r>
-      <w:proofErr w:type="spellEnd"/>
-      <w:r>
-        <w:t>)</w:t>
+        <w:t>x=mycol.insert_many(mylist)</w:t>
       </w:r>
       <w:r>
         <w:br/>
@@ -802,15 +513,7 @@
       </w:r>
       <w:r>
         <w:br/>
-        <w:t>print(</w:t>
-      </w:r>
-      <w:proofErr w:type="spellStart"/>
-      <w:r>
-        <w:t>x.inserted_ids</w:t>
-      </w:r>
-      <w:proofErr w:type="spellEnd"/>
-      <w:r>
-        <w:t>)</w:t>
+        <w:t>print(x.inserted_ids)</w:t>
       </w:r>
     </w:p>
     <w:p>
@@ -828,7 +531,7 @@
         </w:numPr>
       </w:pPr>
       <w:r>
-        <w:t>For Find (Read Data)</w:t>
+        <w:t xml:space="preserve"> Find (Read Data)</w:t>
       </w:r>
     </w:p>
     <w:p>
@@ -849,103 +552,29 @@
         <w:ind w:left="1440"/>
       </w:pPr>
       <w:r>
-        <w:t>import </w:t>
-      </w:r>
-      <w:proofErr w:type="spellStart"/>
-      <w:r>
-        <w:t>pymongo</w:t>
-      </w:r>
-      <w:proofErr w:type="spellEnd"/>
-      <w:r>
-        <w:br/>
-      </w:r>
-      <w:r>
-        <w:br/>
-      </w:r>
-      <w:proofErr w:type="spellStart"/>
-      <w:r>
-        <w:t>myclient</w:t>
-      </w:r>
-      <w:proofErr w:type="spellEnd"/>
-      <w:r>
-        <w:t xml:space="preserve"> = </w:t>
-      </w:r>
-      <w:proofErr w:type="spellStart"/>
-      <w:r>
-        <w:t>pymongo.MongoClient</w:t>
-      </w:r>
-      <w:proofErr w:type="spellEnd"/>
-      <w:r>
-        <w:t>("</w:t>
-      </w:r>
-      <w:proofErr w:type="spellStart"/>
-      <w:r>
-        <w:t>mongodb</w:t>
-      </w:r>
-      <w:proofErr w:type="spellEnd"/>
-      <w:r>
-        <w:t>://localhost:27017/")</w:t>
-      </w:r>
-      <w:r>
-        <w:br/>
-      </w:r>
-      <w:proofErr w:type="spellStart"/>
-      <w:r>
-        <w:t>mydb</w:t>
-      </w:r>
-      <w:proofErr w:type="spellEnd"/>
-      <w:r>
-        <w:t xml:space="preserve"> = </w:t>
-      </w:r>
-      <w:proofErr w:type="spellStart"/>
-      <w:r>
-        <w:t>myclient</w:t>
-      </w:r>
-      <w:proofErr w:type="spellEnd"/>
-      <w:r>
-        <w:t>["</w:t>
-      </w:r>
-      <w:proofErr w:type="spellStart"/>
-      <w:r>
-        <w:t>mydatabase</w:t>
-      </w:r>
-      <w:proofErr w:type="spellEnd"/>
-      <w:r>
-        <w:t>"]</w:t>
-      </w:r>
-      <w:r>
-        <w:br/>
-      </w:r>
-      <w:proofErr w:type="spellStart"/>
-      <w:r>
-        <w:t>mycol</w:t>
-      </w:r>
-      <w:proofErr w:type="spellEnd"/>
-      <w:r>
-        <w:t xml:space="preserve"> = </w:t>
-      </w:r>
-      <w:proofErr w:type="spellStart"/>
-      <w:r>
-        <w:t>mydb</w:t>
-      </w:r>
-      <w:proofErr w:type="spellEnd"/>
-      <w:r>
-        <w:t>["customers"]</w:t>
-      </w:r>
-      <w:r>
-        <w:br/>
-      </w:r>
-      <w:r>
-        <w:br/>
-        <w:t xml:space="preserve">x = </w:t>
-      </w:r>
-      <w:proofErr w:type="spellStart"/>
-      <w:r>
-        <w:t>mycol.find_one</w:t>
-      </w:r>
-      <w:proofErr w:type="spellEnd"/>
-      <w:r>
-        <w:t>()</w:t>
+        <w:t>import pymongo</w:t>
+      </w:r>
+      <w:r>
+        <w:br/>
+      </w:r>
+      <w:r>
+        <w:br/>
+        <w:t>myclient = pymongo.MongoClient("mongodb://localhost:27017/")</w:t>
+      </w:r>
+      <w:r>
+        <w:br/>
+        <w:t>mydb = myclient["mydatabase"]</w:t>
+      </w:r>
+      <w:r>
+        <w:br/>
+        <w:t>mycol = mydb["customers"]</w:t>
+      </w:r>
+      <w:r>
+        <w:br/>
+      </w:r>
+      <w:r>
+        <w:br/>
+        <w:t>x = mycol.find_one()</w:t>
       </w:r>
       <w:r>
         <w:br/>
@@ -954,6 +583,63 @@
         <w:br/>
         <w:t>print(x)</w:t>
       </w:r>
+    </w:p>
+    <w:p>
+      <w:pPr>
+        <w:pStyle w:val="ListParagraph"/>
+        <w:ind w:left="1440"/>
+      </w:pPr>
+    </w:p>
+    <w:p>
+      <w:pPr>
+        <w:pStyle w:val="ListParagraph"/>
+        <w:ind w:left="1440"/>
+      </w:pPr>
+      <w:r>
+        <w:t>OR</w:t>
+      </w:r>
+    </w:p>
+    <w:p>
+      <w:pPr>
+        <w:pStyle w:val="ListParagraph"/>
+        <w:ind w:left="1440"/>
+      </w:pPr>
+    </w:p>
+    <w:p>
+      <w:pPr>
+        <w:pStyle w:val="ListParagraph"/>
+        <w:ind w:left="1440"/>
+      </w:pPr>
+      <w:r>
+        <w:t>result = collection.find_one({"name": "Alice"})</w:t>
+      </w:r>
+    </w:p>
+    <w:p>
+      <w:pPr>
+        <w:pStyle w:val="ListParagraph"/>
+        <w:ind w:left="1440"/>
+      </w:pPr>
+      <w:r>
+        <w:t>print(result)</w:t>
+      </w:r>
+    </w:p>
+    <w:p>
+      <w:pPr>
+        <w:pStyle w:val="ListParagraph"/>
+        <w:ind w:left="1440"/>
+      </w:pPr>
+    </w:p>
+    <w:p>
+      <w:pPr>
+        <w:pStyle w:val="ListParagraph"/>
+        <w:ind w:left="1440"/>
+      </w:pPr>
+    </w:p>
+    <w:p>
+      <w:pPr>
+        <w:pStyle w:val="ListParagraph"/>
+        <w:ind w:left="1440"/>
+      </w:pPr>
     </w:p>
     <w:p>
       <w:pPr>
@@ -970,6 +656,7 @@
         </w:numPr>
       </w:pPr>
       <w:r>
+        <w:lastRenderedPageBreak/>
         <w:t>All Find</w:t>
       </w:r>
     </w:p>
@@ -979,104 +666,436 @@
         <w:ind w:left="1440"/>
       </w:pPr>
       <w:r>
-        <w:t>import </w:t>
-      </w:r>
-      <w:proofErr w:type="spellStart"/>
-      <w:r>
-        <w:t>pymongo</w:t>
-      </w:r>
-      <w:proofErr w:type="spellEnd"/>
-      <w:r>
-        <w:br/>
-      </w:r>
-      <w:proofErr w:type="spellStart"/>
-      <w:r>
-        <w:t>myclient</w:t>
-      </w:r>
-      <w:proofErr w:type="spellEnd"/>
-      <w:r>
-        <w:t xml:space="preserve"> = </w:t>
-      </w:r>
-      <w:proofErr w:type="spellStart"/>
-      <w:r>
-        <w:t>pymongo.MongoClient</w:t>
-      </w:r>
-      <w:proofErr w:type="spellEnd"/>
-      <w:r>
-        <w:t>("</w:t>
-      </w:r>
-      <w:proofErr w:type="spellStart"/>
-      <w:r>
-        <w:t>mongodb</w:t>
-      </w:r>
-      <w:proofErr w:type="spellEnd"/>
-      <w:r>
-        <w:t>://localhost:27017/")</w:t>
-      </w:r>
-      <w:r>
-        <w:br/>
-      </w:r>
-      <w:proofErr w:type="spellStart"/>
-      <w:r>
-        <w:t>mydb</w:t>
-      </w:r>
-      <w:proofErr w:type="spellEnd"/>
-      <w:r>
-        <w:t xml:space="preserve"> = </w:t>
-      </w:r>
-      <w:proofErr w:type="spellStart"/>
-      <w:r>
-        <w:t>myclient</w:t>
-      </w:r>
-      <w:proofErr w:type="spellEnd"/>
-      <w:r>
-        <w:t>["</w:t>
-      </w:r>
-      <w:proofErr w:type="spellStart"/>
-      <w:r>
-        <w:t>mydatabase</w:t>
-      </w:r>
-      <w:proofErr w:type="spellEnd"/>
-      <w:r>
-        <w:t>"]</w:t>
-      </w:r>
-      <w:r>
-        <w:br/>
-      </w:r>
-      <w:proofErr w:type="spellStart"/>
-      <w:r>
-        <w:t>mycol</w:t>
-      </w:r>
-      <w:proofErr w:type="spellEnd"/>
-      <w:r>
-        <w:t xml:space="preserve"> = </w:t>
-      </w:r>
-      <w:proofErr w:type="spellStart"/>
-      <w:r>
-        <w:t>mydb</w:t>
-      </w:r>
-      <w:proofErr w:type="spellEnd"/>
-      <w:r>
-        <w:t>["customers"]</w:t>
-      </w:r>
-      <w:r>
-        <w:br/>
-      </w:r>
-      <w:r>
-        <w:br/>
-        <w:t>for x in </w:t>
-      </w:r>
-      <w:proofErr w:type="spellStart"/>
-      <w:r>
-        <w:t>mycol.find</w:t>
-      </w:r>
-      <w:proofErr w:type="spellEnd"/>
-      <w:r>
-        <w:t>():</w:t>
+        <w:t>import pymongo</w:t>
+      </w:r>
+      <w:r>
+        <w:br/>
+        <w:t>myclient = pymongo.MongoClient("mongodb://localhost:27017/")</w:t>
+      </w:r>
+      <w:r>
+        <w:br/>
+        <w:t>mydb = myclient["mydatabase"]</w:t>
+      </w:r>
+      <w:r>
+        <w:br/>
+        <w:t>mycol = mydb["customers"]</w:t>
+      </w:r>
+      <w:r>
+        <w:br/>
+      </w:r>
+      <w:r>
+        <w:br/>
+        <w:t>for x in mycol.find():</w:t>
       </w:r>
       <w:r>
         <w:br/>
         <w:t>  print(x)</w:t>
+      </w:r>
+    </w:p>
+    <w:p>
+      <w:pPr>
+        <w:pStyle w:val="ListParagraph"/>
+        <w:ind w:left="1440"/>
+      </w:pPr>
+      <w:r>
+        <w:t>OR</w:t>
+      </w:r>
+    </w:p>
+    <w:p>
+      <w:pPr>
+        <w:pStyle w:val="ListParagraph"/>
+        <w:ind w:left="1440"/>
+      </w:pPr>
+      <w:r>
+        <w:t>for doc in collection.find():</w:t>
+      </w:r>
+    </w:p>
+    <w:p>
+      <w:pPr>
+        <w:pStyle w:val="ListParagraph"/>
+        <w:ind w:left="1440"/>
+      </w:pPr>
+      <w:r>
+        <w:t xml:space="preserve">    print(doc)</w:t>
+      </w:r>
+    </w:p>
+    <w:p>
+      <w:pPr>
+        <w:pStyle w:val="ListParagraph"/>
+        <w:ind w:left="1080"/>
+      </w:pPr>
+    </w:p>
+    <w:p>
+      <w:pPr>
+        <w:pStyle w:val="ListParagraph"/>
+        <w:numPr>
+          <w:ilvl w:val="0"/>
+          <w:numId w:val="3"/>
+        </w:numPr>
+      </w:pPr>
+      <w:r>
+        <w:t>UPDATE (Modify Data)</w:t>
+      </w:r>
+    </w:p>
+    <w:p>
+      <w:pPr>
+        <w:pStyle w:val="ListParagraph"/>
+        <w:ind w:left="1080"/>
+      </w:pPr>
+    </w:p>
+    <w:p>
+      <w:pPr>
+        <w:pStyle w:val="ListParagraph"/>
+        <w:numPr>
+          <w:ilvl w:val="0"/>
+          <w:numId w:val="6"/>
+        </w:numPr>
+      </w:pPr>
+      <w:r>
+        <w:t>Change the address from "Valley 345" to "Canyon 123":</w:t>
+      </w:r>
+    </w:p>
+    <w:p>
+      <w:pPr>
+        <w:pStyle w:val="ListParagraph"/>
+        <w:ind w:left="1080"/>
+      </w:pPr>
+      <w:r>
+        <w:t>import pymongo</w:t>
+      </w:r>
+      <w:r>
+        <w:br/>
+      </w:r>
+      <w:r>
+        <w:br/>
+        <w:t>myclient = pymongo.MongoClient("mongodb://localhost:27017/")</w:t>
+      </w:r>
+      <w:r>
+        <w:br/>
+        <w:t>mydb = myclient["mydatabase"]</w:t>
+      </w:r>
+      <w:r>
+        <w:br/>
+        <w:t>mycol = mydb["customers"]</w:t>
+      </w:r>
+      <w:r>
+        <w:br/>
+      </w:r>
+      <w:r>
+        <w:br/>
+        <w:t>myquery = { "address": "Valley 345" }</w:t>
+      </w:r>
+      <w:r>
+        <w:br/>
+        <w:t>newvalues = { "$set": { "address": "Canyon 123" } }</w:t>
+      </w:r>
+      <w:r>
+        <w:br/>
+      </w:r>
+      <w:r>
+        <w:br/>
+        <w:t>mycol.update_one(myquery, newvalues)</w:t>
+      </w:r>
+      <w:r>
+        <w:br/>
+      </w:r>
+      <w:r>
+        <w:br/>
+        <w:t>#print "customers" after the update:</w:t>
+      </w:r>
+      <w:r>
+        <w:br/>
+        <w:t>for x in mycol.find():</w:t>
+      </w:r>
+      <w:r>
+        <w:br/>
+        <w:t>  print(x)</w:t>
+      </w:r>
+    </w:p>
+    <w:p>
+      <w:pPr>
+        <w:pStyle w:val="ListParagraph"/>
+        <w:ind w:left="1080"/>
+      </w:pPr>
+      <w:r>
+        <w:t>OR</w:t>
+      </w:r>
+    </w:p>
+    <w:p>
+      <w:pPr>
+        <w:pStyle w:val="ListParagraph"/>
+        <w:ind w:left="1080"/>
+      </w:pPr>
+      <w:r>
+        <w:t>collection.update_one(</w:t>
+      </w:r>
+    </w:p>
+    <w:p>
+      <w:pPr>
+        <w:pStyle w:val="ListParagraph"/>
+        <w:ind w:left="1080"/>
+      </w:pPr>
+      <w:r>
+        <w:t xml:space="preserve"> {"name": "Alice"},</w:t>
+      </w:r>
+    </w:p>
+    <w:p>
+      <w:pPr>
+        <w:pStyle w:val="ListParagraph"/>
+        <w:ind w:left="1080"/>
+      </w:pPr>
+      <w:r>
+        <w:t>{"$set": {"age": 26}}</w:t>
+      </w:r>
+    </w:p>
+    <w:p>
+      <w:pPr>
+        <w:pStyle w:val="ListParagraph"/>
+        <w:ind w:left="1080"/>
+      </w:pPr>
+      <w:r>
+        <w:t>)</w:t>
+      </w:r>
+    </w:p>
+    <w:p>
+      <w:pPr>
+        <w:pStyle w:val="ListParagraph"/>
+        <w:ind w:left="1080"/>
+      </w:pPr>
+    </w:p>
+    <w:p>
+      <w:pPr>
+        <w:pStyle w:val="ListParagraph"/>
+        <w:numPr>
+          <w:ilvl w:val="0"/>
+          <w:numId w:val="6"/>
+        </w:numPr>
+      </w:pPr>
+      <w:r>
+        <w:t>Update all documents where the address starts with the letter "S":</w:t>
+      </w:r>
+    </w:p>
+    <w:p>
+      <w:pPr>
+        <w:pStyle w:val="ListParagraph"/>
+        <w:ind w:left="1440"/>
+      </w:pPr>
+      <w:r>
+        <w:t>import pymongo</w:t>
+      </w:r>
+      <w:r>
+        <w:br/>
+      </w:r>
+      <w:r>
+        <w:br/>
+        <w:t>myclient = pymongo.MongoClient("mongodb://localhost:27017/")</w:t>
+      </w:r>
+      <w:r>
+        <w:br/>
+        <w:t>mydb = myclient["mydatabase"]</w:t>
+      </w:r>
+      <w:r>
+        <w:br/>
+        <w:t>mycol = mydb["customers"]</w:t>
+      </w:r>
+      <w:r>
+        <w:br/>
+      </w:r>
+      <w:r>
+        <w:br/>
+        <w:t>myquery = { "address": { "$regex": "^S" } }</w:t>
+      </w:r>
+      <w:r>
+        <w:br/>
+        <w:t>newvalues = { "$set": { "name": "Minnie" } }</w:t>
+      </w:r>
+      <w:r>
+        <w:br/>
+      </w:r>
+      <w:r>
+        <w:br/>
+        <w:t>x = mycol.update_many(myquery, newvalues)</w:t>
+      </w:r>
+      <w:r>
+        <w:br/>
+      </w:r>
+      <w:r>
+        <w:br/>
+        <w:t>print(x.modified_count, "documents updated.")</w:t>
+      </w:r>
+    </w:p>
+    <w:p>
+      <w:pPr>
+        <w:pStyle w:val="ListParagraph"/>
+        <w:numPr>
+          <w:ilvl w:val="0"/>
+          <w:numId w:val="3"/>
+        </w:numPr>
+      </w:pPr>
+      <w:r>
+        <w:lastRenderedPageBreak/>
+        <w:t>DELETE (Remove Data)</w:t>
+      </w:r>
+    </w:p>
+    <w:p>
+      <w:pPr>
+        <w:pStyle w:val="ListParagraph"/>
+        <w:numPr>
+          <w:ilvl w:val="0"/>
+          <w:numId w:val="7"/>
+        </w:numPr>
+      </w:pPr>
+      <w:r>
+        <w:t>Delete the document with the address "Mountain 21":</w:t>
+      </w:r>
+    </w:p>
+    <w:p>
+      <w:pPr>
+        <w:pStyle w:val="ListParagraph"/>
+        <w:ind w:left="1440"/>
+      </w:pPr>
+      <w:r>
+        <w:t>import pymongo</w:t>
+      </w:r>
+      <w:r>
+        <w:br/>
+      </w:r>
+      <w:r>
+        <w:br/>
+        <w:t>myclient = pymongo.MongoClient("mongodb://localhost:27017/")</w:t>
+      </w:r>
+      <w:r>
+        <w:br/>
+        <w:t>mydb = myclient["mydatabase"]</w:t>
+      </w:r>
+      <w:r>
+        <w:br/>
+        <w:t>mycol = mydb["customers"]</w:t>
+      </w:r>
+      <w:r>
+        <w:br/>
+      </w:r>
+      <w:r>
+        <w:br/>
+        <w:t>myquery = { "address": "Mountain 21" }</w:t>
+      </w:r>
+      <w:r>
+        <w:br/>
+      </w:r>
+      <w:r>
+        <w:br/>
+        <w:t>mycol.delete_one(myquery)</w:t>
+      </w:r>
+    </w:p>
+    <w:p>
+      <w:pPr>
+        <w:pStyle w:val="ListParagraph"/>
+        <w:ind w:left="1440"/>
+      </w:pPr>
+    </w:p>
+    <w:p>
+      <w:pPr>
+        <w:pStyle w:val="ListParagraph"/>
+        <w:ind w:left="1440"/>
+      </w:pPr>
+      <w:r>
+        <w:t>OR</w:t>
+      </w:r>
+    </w:p>
+    <w:p>
+      <w:pPr>
+        <w:pStyle w:val="ListParagraph"/>
+        <w:ind w:left="1440"/>
+      </w:pPr>
+      <w:r>
+        <w:t>collection.delete_one({"name": "Bob"})</w:t>
+      </w:r>
+    </w:p>
+    <w:p>
+      <w:pPr>
+        <w:pStyle w:val="ListParagraph"/>
+        <w:ind w:left="1440"/>
+      </w:pPr>
+    </w:p>
+    <w:p>
+      <w:pPr>
+        <w:pStyle w:val="ListParagraph"/>
+        <w:numPr>
+          <w:ilvl w:val="0"/>
+          <w:numId w:val="7"/>
+        </w:numPr>
+      </w:pPr>
+      <w:r>
+        <w:t>Delete all documents were the address starts with the letter S:</w:t>
+      </w:r>
+    </w:p>
+    <w:p>
+      <w:pPr>
+        <w:pStyle w:val="ListParagraph"/>
+        <w:ind w:left="1440"/>
+      </w:pPr>
+      <w:r>
+        <w:t>import pymongo</w:t>
+      </w:r>
+      <w:r>
+        <w:br/>
+      </w:r>
+      <w:r>
+        <w:br/>
+        <w:t>myclient = pymongo.MongoClient("mongodb://localhost:27017/")</w:t>
+      </w:r>
+      <w:r>
+        <w:br/>
+        <w:t>mydb = myclient["mydatabase"]</w:t>
+      </w:r>
+      <w:r>
+        <w:br/>
+        <w:t>mycol = mydb["customers"]</w:t>
+      </w:r>
+      <w:r>
+        <w:br/>
+      </w:r>
+      <w:r>
+        <w:br/>
+        <w:t>myquery = { "address": {"$regex": "^S"} }</w:t>
+      </w:r>
+      <w:r>
+        <w:br/>
+      </w:r>
+      <w:r>
+        <w:br/>
+        <w:t>x = mycol.delete_many(myquery)</w:t>
+      </w:r>
+      <w:r>
+        <w:br/>
+      </w:r>
+      <w:r>
+        <w:br/>
+        <w:t>print(x.deleted_count, " documents deleted.")</w:t>
+      </w:r>
+    </w:p>
+    <w:p>
+      <w:pPr>
+        <w:pStyle w:val="ListParagraph"/>
+        <w:ind w:left="1440"/>
+      </w:pPr>
+    </w:p>
+    <w:p>
+      <w:pPr>
+        <w:pStyle w:val="ListParagraph"/>
+        <w:ind w:left="1440"/>
+      </w:pPr>
+      <w:r>
+        <w:t>OR</w:t>
+      </w:r>
+    </w:p>
+    <w:p>
+      <w:pPr>
+        <w:pStyle w:val="ListParagraph"/>
+        <w:ind w:left="1440"/>
+      </w:pPr>
+      <w:r>
+        <w:t>collection.delete_many({"age": {"$lt": 30}})</w:t>
       </w:r>
     </w:p>
     <w:sectPr>
@@ -1270,6 +1289,95 @@
     </w:lvl>
   </w:abstractNum>
   <w:abstractNum w:abstractNumId="2" w15:restartNumberingAfterBreak="0">
+    <w:nsid w:val="0CBE10C7"/>
+    <w:multiLevelType w:val="hybridMultilevel"/>
+    <w:tmpl w:val="F3107262"/>
+    <w:lvl w:ilvl="0" w:tplc="0C1CDECC">
+      <w:start w:val="1"/>
+      <w:numFmt w:val="upperLetter"/>
+      <w:lvlText w:val="%1)"/>
+      <w:lvlJc w:val="left"/>
+      <w:pPr>
+        <w:ind w:left="1440" w:hanging="360"/>
+      </w:pPr>
+      <w:rPr>
+        <w:rFonts w:hint="default"/>
+      </w:rPr>
+    </w:lvl>
+    <w:lvl w:ilvl="1" w:tplc="40090019" w:tentative="1">
+      <w:start w:val="1"/>
+      <w:numFmt w:val="lowerLetter"/>
+      <w:lvlText w:val="%2."/>
+      <w:lvlJc w:val="left"/>
+      <w:pPr>
+        <w:ind w:left="2160" w:hanging="360"/>
+      </w:pPr>
+    </w:lvl>
+    <w:lvl w:ilvl="2" w:tplc="4009001B" w:tentative="1">
+      <w:start w:val="1"/>
+      <w:numFmt w:val="lowerRoman"/>
+      <w:lvlText w:val="%3."/>
+      <w:lvlJc w:val="right"/>
+      <w:pPr>
+        <w:ind w:left="2880" w:hanging="180"/>
+      </w:pPr>
+    </w:lvl>
+    <w:lvl w:ilvl="3" w:tplc="4009000F" w:tentative="1">
+      <w:start w:val="1"/>
+      <w:numFmt w:val="decimal"/>
+      <w:lvlText w:val="%4."/>
+      <w:lvlJc w:val="left"/>
+      <w:pPr>
+        <w:ind w:left="3600" w:hanging="360"/>
+      </w:pPr>
+    </w:lvl>
+    <w:lvl w:ilvl="4" w:tplc="40090019" w:tentative="1">
+      <w:start w:val="1"/>
+      <w:numFmt w:val="lowerLetter"/>
+      <w:lvlText w:val="%5."/>
+      <w:lvlJc w:val="left"/>
+      <w:pPr>
+        <w:ind w:left="4320" w:hanging="360"/>
+      </w:pPr>
+    </w:lvl>
+    <w:lvl w:ilvl="5" w:tplc="4009001B" w:tentative="1">
+      <w:start w:val="1"/>
+      <w:numFmt w:val="lowerRoman"/>
+      <w:lvlText w:val="%6."/>
+      <w:lvlJc w:val="right"/>
+      <w:pPr>
+        <w:ind w:left="5040" w:hanging="180"/>
+      </w:pPr>
+    </w:lvl>
+    <w:lvl w:ilvl="6" w:tplc="4009000F" w:tentative="1">
+      <w:start w:val="1"/>
+      <w:numFmt w:val="decimal"/>
+      <w:lvlText w:val="%7."/>
+      <w:lvlJc w:val="left"/>
+      <w:pPr>
+        <w:ind w:left="5760" w:hanging="360"/>
+      </w:pPr>
+    </w:lvl>
+    <w:lvl w:ilvl="7" w:tplc="40090019" w:tentative="1">
+      <w:start w:val="1"/>
+      <w:numFmt w:val="lowerLetter"/>
+      <w:lvlText w:val="%8."/>
+      <w:lvlJc w:val="left"/>
+      <w:pPr>
+        <w:ind w:left="6480" w:hanging="360"/>
+      </w:pPr>
+    </w:lvl>
+    <w:lvl w:ilvl="8" w:tplc="4009001B" w:tentative="1">
+      <w:start w:val="1"/>
+      <w:numFmt w:val="lowerRoman"/>
+      <w:lvlText w:val="%9."/>
+      <w:lvlJc w:val="right"/>
+      <w:pPr>
+        <w:ind w:left="7200" w:hanging="180"/>
+      </w:pPr>
+    </w:lvl>
+  </w:abstractNum>
+  <w:abstractNum w:abstractNumId="3" w15:restartNumberingAfterBreak="0">
     <w:nsid w:val="33BA2240"/>
     <w:multiLevelType w:val="hybridMultilevel"/>
     <w:tmpl w:val="8548A182"/>
@@ -1358,7 +1466,7 @@
       </w:pPr>
     </w:lvl>
   </w:abstractNum>
-  <w:abstractNum w:abstractNumId="3" w15:restartNumberingAfterBreak="0">
+  <w:abstractNum w:abstractNumId="4" w15:restartNumberingAfterBreak="0">
     <w:nsid w:val="415A508C"/>
     <w:multiLevelType w:val="hybridMultilevel"/>
     <w:tmpl w:val="83168B70"/>
@@ -1447,7 +1555,96 @@
       </w:pPr>
     </w:lvl>
   </w:abstractNum>
-  <w:abstractNum w:abstractNumId="4" w15:restartNumberingAfterBreak="0">
+  <w:abstractNum w:abstractNumId="5" w15:restartNumberingAfterBreak="0">
+    <w:nsid w:val="715C2979"/>
+    <w:multiLevelType w:val="hybridMultilevel"/>
+    <w:tmpl w:val="B6625198"/>
+    <w:lvl w:ilvl="0" w:tplc="A8AA0C2E">
+      <w:start w:val="1"/>
+      <w:numFmt w:val="upperLetter"/>
+      <w:lvlText w:val="%1)"/>
+      <w:lvlJc w:val="left"/>
+      <w:pPr>
+        <w:ind w:left="1440" w:hanging="360"/>
+      </w:pPr>
+      <w:rPr>
+        <w:rFonts w:hint="default"/>
+      </w:rPr>
+    </w:lvl>
+    <w:lvl w:ilvl="1" w:tplc="40090019" w:tentative="1">
+      <w:start w:val="1"/>
+      <w:numFmt w:val="lowerLetter"/>
+      <w:lvlText w:val="%2."/>
+      <w:lvlJc w:val="left"/>
+      <w:pPr>
+        <w:ind w:left="2160" w:hanging="360"/>
+      </w:pPr>
+    </w:lvl>
+    <w:lvl w:ilvl="2" w:tplc="4009001B" w:tentative="1">
+      <w:start w:val="1"/>
+      <w:numFmt w:val="lowerRoman"/>
+      <w:lvlText w:val="%3."/>
+      <w:lvlJc w:val="right"/>
+      <w:pPr>
+        <w:ind w:left="2880" w:hanging="180"/>
+      </w:pPr>
+    </w:lvl>
+    <w:lvl w:ilvl="3" w:tplc="4009000F" w:tentative="1">
+      <w:start w:val="1"/>
+      <w:numFmt w:val="decimal"/>
+      <w:lvlText w:val="%4."/>
+      <w:lvlJc w:val="left"/>
+      <w:pPr>
+        <w:ind w:left="3600" w:hanging="360"/>
+      </w:pPr>
+    </w:lvl>
+    <w:lvl w:ilvl="4" w:tplc="40090019" w:tentative="1">
+      <w:start w:val="1"/>
+      <w:numFmt w:val="lowerLetter"/>
+      <w:lvlText w:val="%5."/>
+      <w:lvlJc w:val="left"/>
+      <w:pPr>
+        <w:ind w:left="4320" w:hanging="360"/>
+      </w:pPr>
+    </w:lvl>
+    <w:lvl w:ilvl="5" w:tplc="4009001B" w:tentative="1">
+      <w:start w:val="1"/>
+      <w:numFmt w:val="lowerRoman"/>
+      <w:lvlText w:val="%6."/>
+      <w:lvlJc w:val="right"/>
+      <w:pPr>
+        <w:ind w:left="5040" w:hanging="180"/>
+      </w:pPr>
+    </w:lvl>
+    <w:lvl w:ilvl="6" w:tplc="4009000F" w:tentative="1">
+      <w:start w:val="1"/>
+      <w:numFmt w:val="decimal"/>
+      <w:lvlText w:val="%7."/>
+      <w:lvlJc w:val="left"/>
+      <w:pPr>
+        <w:ind w:left="5760" w:hanging="360"/>
+      </w:pPr>
+    </w:lvl>
+    <w:lvl w:ilvl="7" w:tplc="40090019" w:tentative="1">
+      <w:start w:val="1"/>
+      <w:numFmt w:val="lowerLetter"/>
+      <w:lvlText w:val="%8."/>
+      <w:lvlJc w:val="left"/>
+      <w:pPr>
+        <w:ind w:left="6480" w:hanging="360"/>
+      </w:pPr>
+    </w:lvl>
+    <w:lvl w:ilvl="8" w:tplc="4009001B" w:tentative="1">
+      <w:start w:val="1"/>
+      <w:numFmt w:val="lowerRoman"/>
+      <w:lvlText w:val="%9."/>
+      <w:lvlJc w:val="right"/>
+      <w:pPr>
+        <w:ind w:left="7200" w:hanging="180"/>
+      </w:pPr>
+    </w:lvl>
+  </w:abstractNum>
+  <w:abstractNum w:abstractNumId="6" w15:restartNumberingAfterBreak="0">
     <w:nsid w:val="7ADD4C9C"/>
     <w:multiLevelType w:val="hybridMultilevel"/>
     <w:tmpl w:val="276EF924"/>
@@ -1537,19 +1734,25 @@
     </w:lvl>
   </w:abstractNum>
   <w:num w:numId="1" w16cid:durableId="614364695">
-    <w:abstractNumId w:val="4"/>
+    <w:abstractNumId w:val="6"/>
   </w:num>
   <w:num w:numId="2" w16cid:durableId="1943344016">
-    <w:abstractNumId w:val="2"/>
+    <w:abstractNumId w:val="3"/>
   </w:num>
   <w:num w:numId="3" w16cid:durableId="1939409518">
-    <w:abstractNumId w:val="3"/>
+    <w:abstractNumId w:val="4"/>
   </w:num>
   <w:num w:numId="4" w16cid:durableId="1747993638">
     <w:abstractNumId w:val="1"/>
   </w:num>
   <w:num w:numId="5" w16cid:durableId="4208710">
     <w:abstractNumId w:val="0"/>
+  </w:num>
+  <w:num w:numId="6" w16cid:durableId="2111926391">
+    <w:abstractNumId w:val="5"/>
+  </w:num>
+  <w:num w:numId="7" w16cid:durableId="546986430">
+    <w:abstractNumId w:val="2"/>
   </w:num>
 </w:numbering>
 </file>

--- a/Python for MongoDB.docx
+++ b/Python for MongoDB.docx
@@ -20,9 +20,11 @@
         <w:ind w:left="360"/>
         <w:jc w:val="both"/>
       </w:pPr>
+      <w:proofErr w:type="spellStart"/>
       <w:r>
         <w:t>PyMongo</w:t>
       </w:r>
+      <w:proofErr w:type="spellEnd"/>
     </w:p>
     <w:p>
       <w:pPr>
@@ -36,8 +38,13 @@
         <w:t xml:space="preserve">Install: </w:t>
       </w:r>
       <w:r>
-        <w:t>pip install pymongo</w:t>
-      </w:r>
+        <w:t xml:space="preserve">pip install </w:t>
+      </w:r>
+      <w:proofErr w:type="spellStart"/>
+      <w:r>
+        <w:t>pymongo</w:t>
+      </w:r>
+      <w:proofErr w:type="spellEnd"/>
     </w:p>
     <w:p>
       <w:pPr>
@@ -48,8 +55,13 @@
         <w:t xml:space="preserve">Import: </w:t>
       </w:r>
       <w:r>
-        <w:t>import pymongo</w:t>
-      </w:r>
+        <w:t>import </w:t>
+      </w:r>
+      <w:proofErr w:type="spellStart"/>
+      <w:r>
+        <w:t>pymongo</w:t>
+      </w:r>
+      <w:proofErr w:type="spellEnd"/>
     </w:p>
     <w:p>
       <w:pPr>
@@ -86,8 +98,13 @@
         <w:jc w:val="both"/>
       </w:pPr>
       <w:r>
-        <w:t>pip install pymongo</w:t>
-      </w:r>
+        <w:t xml:space="preserve">pip install </w:t>
+      </w:r>
+      <w:proofErr w:type="spellStart"/>
+      <w:r>
+        <w:t>pymongo</w:t>
+      </w:r>
+      <w:proofErr w:type="spellEnd"/>
     </w:p>
     <w:p>
       <w:pPr>
@@ -99,8 +116,21 @@
         <w:jc w:val="both"/>
       </w:pPr>
       <w:r>
-        <w:t>from pymongo import MongoClient</w:t>
-      </w:r>
+        <w:t xml:space="preserve">from </w:t>
+      </w:r>
+      <w:proofErr w:type="spellStart"/>
+      <w:r>
+        <w:t>pymongo</w:t>
+      </w:r>
+      <w:proofErr w:type="spellEnd"/>
+      <w:r>
+        <w:t xml:space="preserve"> import </w:t>
+      </w:r>
+      <w:proofErr w:type="spellStart"/>
+      <w:r>
+        <w:t>MongoClient</w:t>
+      </w:r>
+      <w:proofErr w:type="spellEnd"/>
     </w:p>
     <w:p>
       <w:pPr>
@@ -126,7 +156,23 @@
         <w:jc w:val="both"/>
       </w:pPr>
       <w:r>
-        <w:t>client = MongoClient("mongodb://localhost:27017/")</w:t>
+        <w:t xml:space="preserve">client = </w:t>
+      </w:r>
+      <w:proofErr w:type="spellStart"/>
+      <w:r>
+        <w:t>MongoClient</w:t>
+      </w:r>
+      <w:proofErr w:type="spellEnd"/>
+      <w:r>
+        <w:t>("</w:t>
+      </w:r>
+      <w:proofErr w:type="spellStart"/>
+      <w:r>
+        <w:t>mongodb</w:t>
+      </w:r>
+      <w:proofErr w:type="spellEnd"/>
+      <w:r>
+        <w:t>://localhost:27017/")</w:t>
       </w:r>
     </w:p>
     <w:p>
@@ -152,8 +198,21 @@
         <w:ind w:left="1080"/>
         <w:jc w:val="both"/>
       </w:pPr>
-      <w:r>
-        <w:t>db = client["mydatabase"]</w:t>
+      <w:proofErr w:type="spellStart"/>
+      <w:r>
+        <w:t>db</w:t>
+      </w:r>
+      <w:proofErr w:type="spellEnd"/>
+      <w:r>
+        <w:t xml:space="preserve"> = client["</w:t>
+      </w:r>
+      <w:proofErr w:type="spellStart"/>
+      <w:r>
+        <w:t>mydatabase</w:t>
+      </w:r>
+      <w:proofErr w:type="spellEnd"/>
+      <w:r>
+        <w:t>"]</w:t>
       </w:r>
     </w:p>
     <w:p>
@@ -180,7 +239,15 @@
         <w:jc w:val="both"/>
       </w:pPr>
       <w:r>
-        <w:t>collection = db["customers"]</w:t>
+        <w:t xml:space="preserve">collection = </w:t>
+      </w:r>
+      <w:proofErr w:type="spellStart"/>
+      <w:r>
+        <w:t>db</w:t>
+      </w:r>
+      <w:proofErr w:type="spellEnd"/>
+      <w:r>
+        <w:t>["customers"]</w:t>
       </w:r>
     </w:p>
     <w:p>
@@ -197,7 +264,15 @@
         <w:jc w:val="both"/>
       </w:pPr>
       <w:r>
-        <w:t># Insert a document (this actually creates the DB &amp; collection)</w:t>
+        <w:t xml:space="preserve"># Insert a document (this </w:t>
+      </w:r>
+      <w:proofErr w:type="gramStart"/>
+      <w:r>
+        <w:t>actually creates</w:t>
+      </w:r>
+      <w:proofErr w:type="gramEnd"/>
+      <w:r>
+        <w:t xml:space="preserve"> the DB &amp; collection)</w:t>
       </w:r>
     </w:p>
     <w:p>
@@ -216,8 +291,18 @@
         <w:ind w:left="1080"/>
         <w:jc w:val="both"/>
       </w:pPr>
-      <w:r>
-        <w:t>collection.insert_one(data)</w:t>
+      <w:proofErr w:type="spellStart"/>
+      <w:proofErr w:type="gramStart"/>
+      <w:r>
+        <w:t>collection.insert</w:t>
+      </w:r>
+      <w:proofErr w:type="gramEnd"/>
+      <w:r>
+        <w:t>_one</w:t>
+      </w:r>
+      <w:proofErr w:type="spellEnd"/>
+      <w:r>
+        <w:t>(data)</w:t>
       </w:r>
     </w:p>
     <w:p>
@@ -233,8 +318,13 @@
         <w:ind w:left="1080"/>
         <w:jc w:val="both"/>
       </w:pPr>
-      <w:r>
-        <w:t>print("Database and collection created!")</w:t>
+      <w:proofErr w:type="gramStart"/>
+      <w:r>
+        <w:t>print(</w:t>
+      </w:r>
+      <w:proofErr w:type="gramEnd"/>
+      <w:r>
+        <w:t>"Database and collection created!")</w:t>
       </w:r>
     </w:p>
     <w:p>
@@ -263,12 +353,54 @@
         <w:ind w:left="1080"/>
         <w:jc w:val="both"/>
       </w:pPr>
-      <w:r>
-        <w:t>dblist=myclient.list_database_names()</w:t>
-      </w:r>
-      <w:r>
-        <w:br/>
-        <w:t>if "mydatabase" in dblist:</w:t>
+      <w:proofErr w:type="spellStart"/>
+      <w:r>
+        <w:t>dblist</w:t>
+      </w:r>
+      <w:proofErr w:type="spellEnd"/>
+      <w:r>
+        <w:t>=</w:t>
+      </w:r>
+      <w:proofErr w:type="spellStart"/>
+      <w:proofErr w:type="gramStart"/>
+      <w:r>
+        <w:t>myclient.list</w:t>
+      </w:r>
+      <w:proofErr w:type="gramEnd"/>
+      <w:r>
+        <w:t>_database_</w:t>
+      </w:r>
+      <w:proofErr w:type="gramStart"/>
+      <w:r>
+        <w:t>names</w:t>
+      </w:r>
+      <w:proofErr w:type="spellEnd"/>
+      <w:r>
+        <w:t>(</w:t>
+      </w:r>
+      <w:proofErr w:type="gramEnd"/>
+      <w:r>
+        <w:t>)</w:t>
+      </w:r>
+      <w:r>
+        <w:br/>
+        <w:t>if "</w:t>
+      </w:r>
+      <w:proofErr w:type="spellStart"/>
+      <w:r>
+        <w:t>mydatabase</w:t>
+      </w:r>
+      <w:proofErr w:type="spellEnd"/>
+      <w:r>
+        <w:t>" in </w:t>
+      </w:r>
+      <w:proofErr w:type="spellStart"/>
+      <w:r>
+        <w:t>dblist</w:t>
+      </w:r>
+      <w:proofErr w:type="spellEnd"/>
+      <w:r>
+        <w:t>:</w:t>
       </w:r>
       <w:r>
         <w:br/>
@@ -332,13 +464,21 @@
         <w:t>For One</w:t>
       </w:r>
       <w:r>
-        <w:t xml:space="preserve"> (inser</w:t>
+        <w:t xml:space="preserve"> (</w:t>
+      </w:r>
+      <w:proofErr w:type="spellStart"/>
+      <w:r>
+        <w:t>inser</w:t>
       </w:r>
       <w:r>
         <w:t>t</w:t>
       </w:r>
       <w:r>
-        <w:t>_one)</w:t>
+        <w:t>_one</w:t>
+      </w:r>
+      <w:proofErr w:type="spellEnd"/>
+      <w:r>
+        <w:t>)</w:t>
       </w:r>
     </w:p>
     <w:p>
@@ -355,30 +495,136 @@
         <w:jc w:val="both"/>
       </w:pPr>
       <w:r>
-        <w:t>import pymongo</w:t>
-      </w:r>
-      <w:r>
-        <w:br/>
-      </w:r>
-      <w:r>
-        <w:br/>
-        <w:t>myclient=pymongo.MongoClient("mongodb://localhost:27017/")</w:t>
-      </w:r>
-      <w:r>
-        <w:br/>
-        <w:t>mydb=myclient["mydatabase"]</w:t>
-      </w:r>
-      <w:r>
-        <w:br/>
-        <w:t>mycol=mydb["customers"]</w:t>
-      </w:r>
-      <w:r>
-        <w:br/>
-        <w:t>mydict={ "name": "John", "address": "Highway37" }</w:t>
-      </w:r>
-      <w:r>
-        <w:br/>
-        <w:t>x = mycol.insert_one(mydict)</w:t>
+        <w:t>import </w:t>
+      </w:r>
+      <w:proofErr w:type="spellStart"/>
+      <w:r>
+        <w:t>pymongo</w:t>
+      </w:r>
+      <w:proofErr w:type="spellEnd"/>
+      <w:r>
+        <w:br/>
+      </w:r>
+      <w:r>
+        <w:br/>
+      </w:r>
+      <w:proofErr w:type="spellStart"/>
+      <w:r>
+        <w:t>myclient</w:t>
+      </w:r>
+      <w:proofErr w:type="spellEnd"/>
+      <w:r>
+        <w:t>=</w:t>
+      </w:r>
+      <w:proofErr w:type="spellStart"/>
+      <w:proofErr w:type="gramStart"/>
+      <w:r>
+        <w:t>pymongo.MongoClient</w:t>
+      </w:r>
+      <w:proofErr w:type="spellEnd"/>
+      <w:proofErr w:type="gramEnd"/>
+      <w:r>
+        <w:t>("</w:t>
+      </w:r>
+      <w:proofErr w:type="spellStart"/>
+      <w:r>
+        <w:t>mongodb</w:t>
+      </w:r>
+      <w:proofErr w:type="spellEnd"/>
+      <w:r>
+        <w:t>://localhost:27017/")</w:t>
+      </w:r>
+      <w:r>
+        <w:br/>
+      </w:r>
+      <w:proofErr w:type="spellStart"/>
+      <w:r>
+        <w:t>mydb</w:t>
+      </w:r>
+      <w:proofErr w:type="spellEnd"/>
+      <w:r>
+        <w:t>=</w:t>
+      </w:r>
+      <w:proofErr w:type="spellStart"/>
+      <w:r>
+        <w:t>myclient</w:t>
+      </w:r>
+      <w:proofErr w:type="spellEnd"/>
+      <w:r>
+        <w:t>["</w:t>
+      </w:r>
+      <w:proofErr w:type="spellStart"/>
+      <w:r>
+        <w:t>mydatabase</w:t>
+      </w:r>
+      <w:proofErr w:type="spellEnd"/>
+      <w:r>
+        <w:t>"]</w:t>
+      </w:r>
+      <w:r>
+        <w:br/>
+      </w:r>
+      <w:proofErr w:type="spellStart"/>
+      <w:r>
+        <w:t>mycol</w:t>
+      </w:r>
+      <w:proofErr w:type="spellEnd"/>
+      <w:r>
+        <w:t>=</w:t>
+      </w:r>
+      <w:proofErr w:type="spellStart"/>
+      <w:r>
+        <w:t>mydb</w:t>
+      </w:r>
+      <w:proofErr w:type="spellEnd"/>
+      <w:r>
+        <w:t>["customers"]</w:t>
+      </w:r>
+      <w:r>
+        <w:br/>
+      </w:r>
+      <w:proofErr w:type="spellStart"/>
+      <w:r>
+        <w:t>mydict</w:t>
+      </w:r>
+      <w:proofErr w:type="spellEnd"/>
+      <w:proofErr w:type="gramStart"/>
+      <w:r>
+        <w:t>={ "</w:t>
+      </w:r>
+      <w:proofErr w:type="gramEnd"/>
+      <w:r>
+        <w:t>name": "John", "address": "Highway37</w:t>
+      </w:r>
+      <w:proofErr w:type="gramStart"/>
+      <w:r>
+        <w:t>" }</w:t>
+      </w:r>
+      <w:proofErr w:type="gramEnd"/>
+      <w:r>
+        <w:br/>
+        <w:t>x = </w:t>
+      </w:r>
+      <w:proofErr w:type="spellStart"/>
+      <w:proofErr w:type="gramStart"/>
+      <w:r>
+        <w:t>mycol.insert</w:t>
+      </w:r>
+      <w:proofErr w:type="gramEnd"/>
+      <w:r>
+        <w:t>_one</w:t>
+      </w:r>
+      <w:proofErr w:type="spellEnd"/>
+      <w:r>
+        <w:t>(</w:t>
+      </w:r>
+      <w:proofErr w:type="spellStart"/>
+      <w:r>
+        <w:t>mydict</w:t>
+      </w:r>
+      <w:proofErr w:type="spellEnd"/>
+      <w:r>
+        <w:t>)</w:t>
       </w:r>
     </w:p>
     <w:p>
@@ -399,7 +645,15 @@
       </w:pPr>
       <w:r>
         <w:lastRenderedPageBreak/>
-        <w:t>For many (insert_many)</w:t>
+        <w:t>For many (</w:t>
+      </w:r>
+      <w:proofErr w:type="spellStart"/>
+      <w:r>
+        <w:t>insert_many</w:t>
+      </w:r>
+      <w:proofErr w:type="spellEnd"/>
+      <w:r>
+        <w:t>)</w:t>
       </w:r>
     </w:p>
     <w:p>
@@ -415,29 +669,102 @@
         <w:ind w:left="1440"/>
       </w:pPr>
       <w:r>
-        <w:t>import pymongo</w:t>
-      </w:r>
-      <w:r>
-        <w:br/>
-      </w:r>
-      <w:r>
-        <w:br/>
-        <w:t>myclient=pymongo.MongoClient("mongodb://localhost:27017/")</w:t>
-      </w:r>
-      <w:r>
-        <w:br/>
-        <w:t>mydb=myclient["mydatabase"]</w:t>
-      </w:r>
-      <w:r>
-        <w:br/>
-        <w:t>mycol=mydb["customers"]</w:t>
-      </w:r>
-      <w:r>
-        <w:br/>
-      </w:r>
-      <w:r>
-        <w:br/>
-        <w:t>mylist=[</w:t>
+        <w:t>import </w:t>
+      </w:r>
+      <w:proofErr w:type="spellStart"/>
+      <w:r>
+        <w:t>pymongo</w:t>
+      </w:r>
+      <w:proofErr w:type="spellEnd"/>
+      <w:r>
+        <w:br/>
+      </w:r>
+      <w:r>
+        <w:br/>
+      </w:r>
+      <w:proofErr w:type="spellStart"/>
+      <w:r>
+        <w:t>myclient</w:t>
+      </w:r>
+      <w:proofErr w:type="spellEnd"/>
+      <w:r>
+        <w:t>=</w:t>
+      </w:r>
+      <w:proofErr w:type="spellStart"/>
+      <w:r>
+        <w:t>pymongo.MongoClient</w:t>
+      </w:r>
+      <w:proofErr w:type="spellEnd"/>
+      <w:r>
+        <w:t>("</w:t>
+      </w:r>
+      <w:proofErr w:type="spellStart"/>
+      <w:r>
+        <w:t>mongodb</w:t>
+      </w:r>
+      <w:proofErr w:type="spellEnd"/>
+      <w:r>
+        <w:t>://localhost:27017/")</w:t>
+      </w:r>
+      <w:r>
+        <w:br/>
+      </w:r>
+      <w:proofErr w:type="spellStart"/>
+      <w:r>
+        <w:t>mydb</w:t>
+      </w:r>
+      <w:proofErr w:type="spellEnd"/>
+      <w:r>
+        <w:t>=</w:t>
+      </w:r>
+      <w:proofErr w:type="spellStart"/>
+      <w:r>
+        <w:t>myclient</w:t>
+      </w:r>
+      <w:proofErr w:type="spellEnd"/>
+      <w:r>
+        <w:t>["</w:t>
+      </w:r>
+      <w:proofErr w:type="spellStart"/>
+      <w:r>
+        <w:t>mydatabase</w:t>
+      </w:r>
+      <w:proofErr w:type="spellEnd"/>
+      <w:r>
+        <w:t>"]</w:t>
+      </w:r>
+      <w:r>
+        <w:br/>
+      </w:r>
+      <w:proofErr w:type="spellStart"/>
+      <w:r>
+        <w:t>mycol</w:t>
+      </w:r>
+      <w:proofErr w:type="spellEnd"/>
+      <w:r>
+        <w:t>=</w:t>
+      </w:r>
+      <w:proofErr w:type="spellStart"/>
+      <w:r>
+        <w:t>mydb</w:t>
+      </w:r>
+      <w:proofErr w:type="spellEnd"/>
+      <w:r>
+        <w:t>["customers"]</w:t>
+      </w:r>
+      <w:r>
+        <w:br/>
+      </w:r>
+      <w:r>
+        <w:br/>
+      </w:r>
+      <w:proofErr w:type="spellStart"/>
+      <w:r>
+        <w:t>mylist</w:t>
+      </w:r>
+      <w:proofErr w:type="spellEnd"/>
+      <w:r>
+        <w:t>=[</w:t>
       </w:r>
       <w:r>
         <w:br/>
@@ -496,7 +823,23 @@
       </w:r>
       <w:r>
         <w:br/>
-        <w:t>x=mycol.insert_many(mylist)</w:t>
+        <w:t>x=</w:t>
+      </w:r>
+      <w:proofErr w:type="spellStart"/>
+      <w:r>
+        <w:t>mycol.insert_many</w:t>
+      </w:r>
+      <w:proofErr w:type="spellEnd"/>
+      <w:r>
+        <w:t>(</w:t>
+      </w:r>
+      <w:proofErr w:type="spellStart"/>
+      <w:r>
+        <w:t>mylist</w:t>
+      </w:r>
+      <w:proofErr w:type="spellEnd"/>
+      <w:r>
+        <w:t>)</w:t>
       </w:r>
       <w:r>
         <w:br/>
@@ -513,7 +856,15 @@
       </w:r>
       <w:r>
         <w:br/>
-        <w:t>print(x.inserted_ids)</w:t>
+        <w:t>print(</w:t>
+      </w:r>
+      <w:proofErr w:type="spellStart"/>
+      <w:r>
+        <w:t>x.inserted_ids</w:t>
+      </w:r>
+      <w:proofErr w:type="spellEnd"/>
+      <w:r>
+        <w:t>)</w:t>
       </w:r>
     </w:p>
     <w:p>
@@ -552,29 +903,110 @@
         <w:ind w:left="1440"/>
       </w:pPr>
       <w:r>
-        <w:t>import pymongo</w:t>
-      </w:r>
-      <w:r>
-        <w:br/>
-      </w:r>
-      <w:r>
-        <w:br/>
-        <w:t>myclient = pymongo.MongoClient("mongodb://localhost:27017/")</w:t>
-      </w:r>
-      <w:r>
-        <w:br/>
-        <w:t>mydb = myclient["mydatabase"]</w:t>
-      </w:r>
-      <w:r>
-        <w:br/>
-        <w:t>mycol = mydb["customers"]</w:t>
-      </w:r>
-      <w:r>
-        <w:br/>
-      </w:r>
-      <w:r>
-        <w:br/>
-        <w:t>x = mycol.find_one()</w:t>
+        <w:t>import </w:t>
+      </w:r>
+      <w:proofErr w:type="spellStart"/>
+      <w:r>
+        <w:t>pymongo</w:t>
+      </w:r>
+      <w:proofErr w:type="spellEnd"/>
+      <w:r>
+        <w:br/>
+      </w:r>
+      <w:r>
+        <w:br/>
+      </w:r>
+      <w:proofErr w:type="spellStart"/>
+      <w:r>
+        <w:t>myclient</w:t>
+      </w:r>
+      <w:proofErr w:type="spellEnd"/>
+      <w:r>
+        <w:t xml:space="preserve"> = </w:t>
+      </w:r>
+      <w:proofErr w:type="spellStart"/>
+      <w:proofErr w:type="gramStart"/>
+      <w:r>
+        <w:t>pymongo.MongoClient</w:t>
+      </w:r>
+      <w:proofErr w:type="spellEnd"/>
+      <w:proofErr w:type="gramEnd"/>
+      <w:r>
+        <w:t>("</w:t>
+      </w:r>
+      <w:proofErr w:type="spellStart"/>
+      <w:r>
+        <w:t>mongodb</w:t>
+      </w:r>
+      <w:proofErr w:type="spellEnd"/>
+      <w:r>
+        <w:t>://localhost:27017/")</w:t>
+      </w:r>
+      <w:r>
+        <w:br/>
+      </w:r>
+      <w:proofErr w:type="spellStart"/>
+      <w:r>
+        <w:t>mydb</w:t>
+      </w:r>
+      <w:proofErr w:type="spellEnd"/>
+      <w:r>
+        <w:t xml:space="preserve"> = </w:t>
+      </w:r>
+      <w:proofErr w:type="spellStart"/>
+      <w:r>
+        <w:t>myclient</w:t>
+      </w:r>
+      <w:proofErr w:type="spellEnd"/>
+      <w:r>
+        <w:t>["</w:t>
+      </w:r>
+      <w:proofErr w:type="spellStart"/>
+      <w:r>
+        <w:t>mydatabase</w:t>
+      </w:r>
+      <w:proofErr w:type="spellEnd"/>
+      <w:r>
+        <w:t>"]</w:t>
+      </w:r>
+      <w:r>
+        <w:br/>
+      </w:r>
+      <w:proofErr w:type="spellStart"/>
+      <w:r>
+        <w:t>mycol</w:t>
+      </w:r>
+      <w:proofErr w:type="spellEnd"/>
+      <w:r>
+        <w:t xml:space="preserve"> = </w:t>
+      </w:r>
+      <w:proofErr w:type="spellStart"/>
+      <w:r>
+        <w:t>mydb</w:t>
+      </w:r>
+      <w:proofErr w:type="spellEnd"/>
+      <w:r>
+        <w:t>["customers"]</w:t>
+      </w:r>
+      <w:r>
+        <w:br/>
+      </w:r>
+      <w:r>
+        <w:br/>
+        <w:t xml:space="preserve">x = </w:t>
+      </w:r>
+      <w:proofErr w:type="spellStart"/>
+      <w:proofErr w:type="gramStart"/>
+      <w:r>
+        <w:t>mycol.find</w:t>
+      </w:r>
+      <w:proofErr w:type="gramEnd"/>
+      <w:r>
+        <w:t>_one</w:t>
+      </w:r>
+      <w:proofErr w:type="spellEnd"/>
+      <w:r>
+        <w:t>()</w:t>
       </w:r>
       <w:r>
         <w:br/>
@@ -611,7 +1043,28 @@
         <w:ind w:left="1440"/>
       </w:pPr>
       <w:r>
-        <w:t>result = collection.find_one({"name": "Alice"})</w:t>
+        <w:t xml:space="preserve">result = </w:t>
+      </w:r>
+      <w:proofErr w:type="spellStart"/>
+      <w:proofErr w:type="gramStart"/>
+      <w:r>
+        <w:t>collection.find</w:t>
+      </w:r>
+      <w:proofErr w:type="gramEnd"/>
+      <w:r>
+        <w:t>_</w:t>
+      </w:r>
+      <w:proofErr w:type="gramStart"/>
+      <w:r>
+        <w:t>one</w:t>
+      </w:r>
+      <w:proofErr w:type="spellEnd"/>
+      <w:r>
+        <w:t>(</w:t>
+      </w:r>
+      <w:proofErr w:type="gramEnd"/>
+      <w:r>
+        <w:t>{"name": "Alice"})</w:t>
       </w:r>
     </w:p>
     <w:p>
@@ -666,26 +1119,104 @@
         <w:ind w:left="1440"/>
       </w:pPr>
       <w:r>
-        <w:t>import pymongo</w:t>
-      </w:r>
-      <w:r>
-        <w:br/>
-        <w:t>myclient = pymongo.MongoClient("mongodb://localhost:27017/")</w:t>
-      </w:r>
-      <w:r>
-        <w:br/>
-        <w:t>mydb = myclient["mydatabase"]</w:t>
-      </w:r>
-      <w:r>
-        <w:br/>
-        <w:t>mycol = mydb["customers"]</w:t>
-      </w:r>
-      <w:r>
-        <w:br/>
-      </w:r>
-      <w:r>
-        <w:br/>
-        <w:t>for x in mycol.find():</w:t>
+        <w:t>import </w:t>
+      </w:r>
+      <w:proofErr w:type="spellStart"/>
+      <w:r>
+        <w:t>pymongo</w:t>
+      </w:r>
+      <w:proofErr w:type="spellEnd"/>
+      <w:r>
+        <w:br/>
+      </w:r>
+      <w:proofErr w:type="spellStart"/>
+      <w:r>
+        <w:t>myclient</w:t>
+      </w:r>
+      <w:proofErr w:type="spellEnd"/>
+      <w:r>
+        <w:t xml:space="preserve"> = </w:t>
+      </w:r>
+      <w:proofErr w:type="spellStart"/>
+      <w:proofErr w:type="gramStart"/>
+      <w:r>
+        <w:t>pymongo.MongoClient</w:t>
+      </w:r>
+      <w:proofErr w:type="spellEnd"/>
+      <w:proofErr w:type="gramEnd"/>
+      <w:r>
+        <w:t>("</w:t>
+      </w:r>
+      <w:proofErr w:type="spellStart"/>
+      <w:r>
+        <w:t>mongodb</w:t>
+      </w:r>
+      <w:proofErr w:type="spellEnd"/>
+      <w:r>
+        <w:t>://localhost:27017/")</w:t>
+      </w:r>
+      <w:r>
+        <w:br/>
+      </w:r>
+      <w:proofErr w:type="spellStart"/>
+      <w:r>
+        <w:t>mydb</w:t>
+      </w:r>
+      <w:proofErr w:type="spellEnd"/>
+      <w:r>
+        <w:t xml:space="preserve"> = </w:t>
+      </w:r>
+      <w:proofErr w:type="spellStart"/>
+      <w:r>
+        <w:t>myclient</w:t>
+      </w:r>
+      <w:proofErr w:type="spellEnd"/>
+      <w:r>
+        <w:t>["</w:t>
+      </w:r>
+      <w:proofErr w:type="spellStart"/>
+      <w:r>
+        <w:t>mydatabase</w:t>
+      </w:r>
+      <w:proofErr w:type="spellEnd"/>
+      <w:r>
+        <w:t>"]</w:t>
+      </w:r>
+      <w:r>
+        <w:br/>
+      </w:r>
+      <w:proofErr w:type="spellStart"/>
+      <w:r>
+        <w:t>mycol</w:t>
+      </w:r>
+      <w:proofErr w:type="spellEnd"/>
+      <w:r>
+        <w:t xml:space="preserve"> = </w:t>
+      </w:r>
+      <w:proofErr w:type="spellStart"/>
+      <w:r>
+        <w:t>mydb</w:t>
+      </w:r>
+      <w:proofErr w:type="spellEnd"/>
+      <w:r>
+        <w:t>["customers"]</w:t>
+      </w:r>
+      <w:r>
+        <w:br/>
+      </w:r>
+      <w:r>
+        <w:br/>
+        <w:t>for x in </w:t>
+      </w:r>
+      <w:proofErr w:type="spellStart"/>
+      <w:proofErr w:type="gramStart"/>
+      <w:r>
+        <w:t>mycol.find</w:t>
+      </w:r>
+      <w:proofErr w:type="spellEnd"/>
+      <w:proofErr w:type="gramEnd"/>
+      <w:r>
+        <w:t>():</w:t>
       </w:r>
       <w:r>
         <w:br/>
@@ -707,7 +1238,17 @@
         <w:ind w:left="1440"/>
       </w:pPr>
       <w:r>
-        <w:t>for doc in collection.find():</w:t>
+        <w:t xml:space="preserve">for doc in </w:t>
+      </w:r>
+      <w:proofErr w:type="spellStart"/>
+      <w:proofErr w:type="gramStart"/>
+      <w:r>
+        <w:t>collection.find</w:t>
+      </w:r>
+      <w:proofErr w:type="spellEnd"/>
+      <w:proofErr w:type="gramEnd"/>
+      <w:r>
+        <w:t>():</w:t>
       </w:r>
     </w:p>
     <w:p>
@@ -761,40 +1302,143 @@
         <w:ind w:left="1080"/>
       </w:pPr>
       <w:r>
-        <w:t>import pymongo</w:t>
-      </w:r>
-      <w:r>
-        <w:br/>
-      </w:r>
-      <w:r>
-        <w:br/>
-        <w:t>myclient = pymongo.MongoClient("mongodb://localhost:27017/")</w:t>
-      </w:r>
-      <w:r>
-        <w:br/>
-        <w:t>mydb = myclient["mydatabase"]</w:t>
-      </w:r>
-      <w:r>
-        <w:br/>
-        <w:t>mycol = mydb["customers"]</w:t>
-      </w:r>
-      <w:r>
-        <w:br/>
-      </w:r>
-      <w:r>
-        <w:br/>
-        <w:t>myquery = { "address": "Valley 345" }</w:t>
-      </w:r>
-      <w:r>
-        <w:br/>
-        <w:t>newvalues = { "$set": { "address": "Canyon 123" } }</w:t>
-      </w:r>
-      <w:r>
-        <w:br/>
-      </w:r>
-      <w:r>
-        <w:br/>
-        <w:t>mycol.update_one(myquery, newvalues)</w:t>
+        <w:t>import </w:t>
+      </w:r>
+      <w:proofErr w:type="spellStart"/>
+      <w:r>
+        <w:t>pymongo</w:t>
+      </w:r>
+      <w:proofErr w:type="spellEnd"/>
+      <w:r>
+        <w:br/>
+      </w:r>
+      <w:r>
+        <w:br/>
+      </w:r>
+      <w:proofErr w:type="spellStart"/>
+      <w:r>
+        <w:t>myclient</w:t>
+      </w:r>
+      <w:proofErr w:type="spellEnd"/>
+      <w:r>
+        <w:t xml:space="preserve"> = </w:t>
+      </w:r>
+      <w:proofErr w:type="spellStart"/>
+      <w:r>
+        <w:t>pymongo.MongoClient</w:t>
+      </w:r>
+      <w:proofErr w:type="spellEnd"/>
+      <w:r>
+        <w:t>("</w:t>
+      </w:r>
+      <w:proofErr w:type="spellStart"/>
+      <w:r>
+        <w:t>mongodb</w:t>
+      </w:r>
+      <w:proofErr w:type="spellEnd"/>
+      <w:r>
+        <w:t>://localhost:27017/")</w:t>
+      </w:r>
+      <w:r>
+        <w:br/>
+      </w:r>
+      <w:proofErr w:type="spellStart"/>
+      <w:r>
+        <w:t>mydb</w:t>
+      </w:r>
+      <w:proofErr w:type="spellEnd"/>
+      <w:r>
+        <w:t xml:space="preserve"> = </w:t>
+      </w:r>
+      <w:proofErr w:type="spellStart"/>
+      <w:r>
+        <w:t>myclient</w:t>
+      </w:r>
+      <w:proofErr w:type="spellEnd"/>
+      <w:r>
+        <w:t>["</w:t>
+      </w:r>
+      <w:proofErr w:type="spellStart"/>
+      <w:r>
+        <w:t>mydatabase</w:t>
+      </w:r>
+      <w:proofErr w:type="spellEnd"/>
+      <w:r>
+        <w:t>"]</w:t>
+      </w:r>
+      <w:r>
+        <w:br/>
+      </w:r>
+      <w:proofErr w:type="spellStart"/>
+      <w:r>
+        <w:t>mycol</w:t>
+      </w:r>
+      <w:proofErr w:type="spellEnd"/>
+      <w:r>
+        <w:t xml:space="preserve"> = </w:t>
+      </w:r>
+      <w:proofErr w:type="spellStart"/>
+      <w:r>
+        <w:t>mydb</w:t>
+      </w:r>
+      <w:proofErr w:type="spellEnd"/>
+      <w:r>
+        <w:t>["customers"]</w:t>
+      </w:r>
+      <w:r>
+        <w:br/>
+      </w:r>
+      <w:r>
+        <w:br/>
+      </w:r>
+      <w:proofErr w:type="spellStart"/>
+      <w:r>
+        <w:t>myquery</w:t>
+      </w:r>
+      <w:proofErr w:type="spellEnd"/>
+      <w:r>
+        <w:t xml:space="preserve"> = { "address": "Valley 345" }</w:t>
+      </w:r>
+      <w:r>
+        <w:br/>
+      </w:r>
+      <w:proofErr w:type="spellStart"/>
+      <w:r>
+        <w:t>newvalues</w:t>
+      </w:r>
+      <w:proofErr w:type="spellEnd"/>
+      <w:r>
+        <w:t xml:space="preserve"> = { "$set": { "address": "Canyon 123" } }</w:t>
+      </w:r>
+      <w:r>
+        <w:br/>
+      </w:r>
+      <w:r>
+        <w:br/>
+      </w:r>
+      <w:proofErr w:type="spellStart"/>
+      <w:r>
+        <w:t>mycol.update_one</w:t>
+      </w:r>
+      <w:proofErr w:type="spellEnd"/>
+      <w:r>
+        <w:t>(</w:t>
+      </w:r>
+      <w:proofErr w:type="spellStart"/>
+      <w:r>
+        <w:t>myquery</w:t>
+      </w:r>
+      <w:proofErr w:type="spellEnd"/>
+      <w:r>
+        <w:t xml:space="preserve">, </w:t>
+      </w:r>
+      <w:proofErr w:type="spellStart"/>
+      <w:r>
+        <w:t>newvalues</w:t>
+      </w:r>
+      <w:proofErr w:type="spellEnd"/>
+      <w:r>
+        <w:t>)</w:t>
       </w:r>
       <w:r>
         <w:br/>
@@ -805,7 +1449,15 @@
       </w:r>
       <w:r>
         <w:br/>
-        <w:t>for x in mycol.find():</w:t>
+        <w:t>for x in </w:t>
+      </w:r>
+      <w:proofErr w:type="spellStart"/>
+      <w:r>
+        <w:t>mycol.find</w:t>
+      </w:r>
+      <w:proofErr w:type="spellEnd"/>
+      <w:r>
+        <w:t>():</w:t>
       </w:r>
       <w:r>
         <w:br/>
@@ -826,9 +1478,24 @@
         <w:pStyle w:val="ListParagraph"/>
         <w:ind w:left="1080"/>
       </w:pPr>
-      <w:r>
-        <w:t>collection.update_one(</w:t>
-      </w:r>
+      <w:proofErr w:type="spellStart"/>
+      <w:proofErr w:type="gramStart"/>
+      <w:r>
+        <w:t>collection.update</w:t>
+      </w:r>
+      <w:proofErr w:type="gramEnd"/>
+      <w:r>
+        <w:t>_</w:t>
+      </w:r>
+      <w:proofErr w:type="gramStart"/>
+      <w:r>
+        <w:t>one</w:t>
+      </w:r>
+      <w:proofErr w:type="spellEnd"/>
+      <w:r>
+        <w:t>(</w:t>
+      </w:r>
+      <w:proofErr w:type="gramEnd"/>
     </w:p>
     <w:p>
       <w:pPr>
@@ -881,47 +1548,159 @@
         <w:ind w:left="1440"/>
       </w:pPr>
       <w:r>
-        <w:t>import pymongo</w:t>
-      </w:r>
-      <w:r>
-        <w:br/>
-      </w:r>
-      <w:r>
-        <w:br/>
-        <w:t>myclient = pymongo.MongoClient("mongodb://localhost:27017/")</w:t>
-      </w:r>
-      <w:r>
-        <w:br/>
-        <w:t>mydb = myclient["mydatabase"]</w:t>
-      </w:r>
-      <w:r>
-        <w:br/>
-        <w:t>mycol = mydb["customers"]</w:t>
-      </w:r>
-      <w:r>
-        <w:br/>
-      </w:r>
-      <w:r>
-        <w:br/>
-        <w:t>myquery = { "address": { "$regex": "^S" } }</w:t>
-      </w:r>
-      <w:r>
-        <w:br/>
-        <w:t>newvalues = { "$set": { "name": "Minnie" } }</w:t>
-      </w:r>
-      <w:r>
-        <w:br/>
-      </w:r>
-      <w:r>
-        <w:br/>
-        <w:t>x = mycol.update_many(myquery, newvalues)</w:t>
-      </w:r>
-      <w:r>
-        <w:br/>
-      </w:r>
-      <w:r>
-        <w:br/>
-        <w:t>print(x.modified_count, "documents updated.")</w:t>
+        <w:t>import </w:t>
+      </w:r>
+      <w:proofErr w:type="spellStart"/>
+      <w:r>
+        <w:t>pymongo</w:t>
+      </w:r>
+      <w:proofErr w:type="spellEnd"/>
+      <w:r>
+        <w:br/>
+      </w:r>
+      <w:r>
+        <w:br/>
+      </w:r>
+      <w:proofErr w:type="spellStart"/>
+      <w:r>
+        <w:t>myclient</w:t>
+      </w:r>
+      <w:proofErr w:type="spellEnd"/>
+      <w:r>
+        <w:t xml:space="preserve"> = </w:t>
+      </w:r>
+      <w:proofErr w:type="spellStart"/>
+      <w:r>
+        <w:t>pymongo.MongoClient</w:t>
+      </w:r>
+      <w:proofErr w:type="spellEnd"/>
+      <w:r>
+        <w:t>("</w:t>
+      </w:r>
+      <w:proofErr w:type="spellStart"/>
+      <w:r>
+        <w:t>mongodb</w:t>
+      </w:r>
+      <w:proofErr w:type="spellEnd"/>
+      <w:r>
+        <w:t>://localhost:27017/")</w:t>
+      </w:r>
+      <w:r>
+        <w:br/>
+      </w:r>
+      <w:proofErr w:type="spellStart"/>
+      <w:r>
+        <w:t>mydb</w:t>
+      </w:r>
+      <w:proofErr w:type="spellEnd"/>
+      <w:r>
+        <w:t xml:space="preserve"> = </w:t>
+      </w:r>
+      <w:proofErr w:type="spellStart"/>
+      <w:r>
+        <w:t>myclient</w:t>
+      </w:r>
+      <w:proofErr w:type="spellEnd"/>
+      <w:r>
+        <w:t>["</w:t>
+      </w:r>
+      <w:proofErr w:type="spellStart"/>
+      <w:r>
+        <w:t>mydatabase</w:t>
+      </w:r>
+      <w:proofErr w:type="spellEnd"/>
+      <w:r>
+        <w:t>"]</w:t>
+      </w:r>
+      <w:r>
+        <w:br/>
+      </w:r>
+      <w:proofErr w:type="spellStart"/>
+      <w:r>
+        <w:t>mycol</w:t>
+      </w:r>
+      <w:proofErr w:type="spellEnd"/>
+      <w:r>
+        <w:t xml:space="preserve"> = </w:t>
+      </w:r>
+      <w:proofErr w:type="spellStart"/>
+      <w:r>
+        <w:t>mydb</w:t>
+      </w:r>
+      <w:proofErr w:type="spellEnd"/>
+      <w:r>
+        <w:t>["customers"]</w:t>
+      </w:r>
+      <w:r>
+        <w:br/>
+      </w:r>
+      <w:r>
+        <w:br/>
+      </w:r>
+      <w:proofErr w:type="spellStart"/>
+      <w:r>
+        <w:t>myquery</w:t>
+      </w:r>
+      <w:proofErr w:type="spellEnd"/>
+      <w:r>
+        <w:t xml:space="preserve"> = { "address": { "$regex": "^S" } }</w:t>
+      </w:r>
+      <w:r>
+        <w:br/>
+      </w:r>
+      <w:proofErr w:type="spellStart"/>
+      <w:r>
+        <w:t>newvalues</w:t>
+      </w:r>
+      <w:proofErr w:type="spellEnd"/>
+      <w:r>
+        <w:t xml:space="preserve"> = { "$set": { "name": "Minnie" } }</w:t>
+      </w:r>
+      <w:r>
+        <w:br/>
+      </w:r>
+      <w:r>
+        <w:br/>
+        <w:t xml:space="preserve">x = </w:t>
+      </w:r>
+      <w:proofErr w:type="spellStart"/>
+      <w:r>
+        <w:t>mycol.update_many</w:t>
+      </w:r>
+      <w:proofErr w:type="spellEnd"/>
+      <w:r>
+        <w:t>(</w:t>
+      </w:r>
+      <w:proofErr w:type="spellStart"/>
+      <w:r>
+        <w:t>myquery</w:t>
+      </w:r>
+      <w:proofErr w:type="spellEnd"/>
+      <w:r>
+        <w:t xml:space="preserve">, </w:t>
+      </w:r>
+      <w:proofErr w:type="spellStart"/>
+      <w:r>
+        <w:t>newvalues</w:t>
+      </w:r>
+      <w:proofErr w:type="spellEnd"/>
+      <w:r>
+        <w:t>)</w:t>
+      </w:r>
+      <w:r>
+        <w:br/>
+      </w:r>
+      <w:r>
+        <w:br/>
+        <w:t>print(</w:t>
+      </w:r>
+      <w:proofErr w:type="spellStart"/>
+      <w:r>
+        <w:t>x.modified_count</w:t>
+      </w:r>
+      <w:proofErr w:type="spellEnd"/>
+      <w:r>
+        <w:t>, "documents updated.")</w:t>
       </w:r>
     </w:p>
     <w:p>
@@ -955,36 +1734,144 @@
         <w:ind w:left="1440"/>
       </w:pPr>
       <w:r>
-        <w:t>import pymongo</w:t>
-      </w:r>
-      <w:r>
-        <w:br/>
-      </w:r>
-      <w:r>
-        <w:br/>
-        <w:t>myclient = pymongo.MongoClient("mongodb://localhost:27017/")</w:t>
-      </w:r>
-      <w:r>
-        <w:br/>
-        <w:t>mydb = myclient["mydatabase"]</w:t>
-      </w:r>
-      <w:r>
-        <w:br/>
-        <w:t>mycol = mydb["customers"]</w:t>
-      </w:r>
-      <w:r>
-        <w:br/>
-      </w:r>
-      <w:r>
-        <w:br/>
-        <w:t>myquery = { "address": "Mountain 21" }</w:t>
-      </w:r>
-      <w:r>
-        <w:br/>
-      </w:r>
-      <w:r>
-        <w:br/>
-        <w:t>mycol.delete_one(myquery)</w:t>
+        <w:t>import </w:t>
+      </w:r>
+      <w:proofErr w:type="spellStart"/>
+      <w:r>
+        <w:t>pymongo</w:t>
+      </w:r>
+      <w:proofErr w:type="spellEnd"/>
+      <w:r>
+        <w:br/>
+      </w:r>
+      <w:r>
+        <w:br/>
+      </w:r>
+      <w:proofErr w:type="spellStart"/>
+      <w:r>
+        <w:t>myclient</w:t>
+      </w:r>
+      <w:proofErr w:type="spellEnd"/>
+      <w:r>
+        <w:t xml:space="preserve"> = </w:t>
+      </w:r>
+      <w:proofErr w:type="spellStart"/>
+      <w:proofErr w:type="gramStart"/>
+      <w:r>
+        <w:t>pymongo.MongoClient</w:t>
+      </w:r>
+      <w:proofErr w:type="spellEnd"/>
+      <w:proofErr w:type="gramEnd"/>
+      <w:r>
+        <w:t>("</w:t>
+      </w:r>
+      <w:proofErr w:type="spellStart"/>
+      <w:r>
+        <w:t>mongodb</w:t>
+      </w:r>
+      <w:proofErr w:type="spellEnd"/>
+      <w:r>
+        <w:t>://localhost:27017/")</w:t>
+      </w:r>
+      <w:r>
+        <w:br/>
+      </w:r>
+      <w:proofErr w:type="spellStart"/>
+      <w:r>
+        <w:t>mydb</w:t>
+      </w:r>
+      <w:proofErr w:type="spellEnd"/>
+      <w:r>
+        <w:t xml:space="preserve"> = </w:t>
+      </w:r>
+      <w:proofErr w:type="spellStart"/>
+      <w:r>
+        <w:t>myclient</w:t>
+      </w:r>
+      <w:proofErr w:type="spellEnd"/>
+      <w:r>
+        <w:t>["</w:t>
+      </w:r>
+      <w:proofErr w:type="spellStart"/>
+      <w:r>
+        <w:t>mydatabase</w:t>
+      </w:r>
+      <w:proofErr w:type="spellEnd"/>
+      <w:r>
+        <w:t>"]</w:t>
+      </w:r>
+      <w:r>
+        <w:br/>
+      </w:r>
+      <w:proofErr w:type="spellStart"/>
+      <w:r>
+        <w:t>mycol</w:t>
+      </w:r>
+      <w:proofErr w:type="spellEnd"/>
+      <w:r>
+        <w:t xml:space="preserve"> = </w:t>
+      </w:r>
+      <w:proofErr w:type="spellStart"/>
+      <w:r>
+        <w:t>mydb</w:t>
+      </w:r>
+      <w:proofErr w:type="spellEnd"/>
+      <w:r>
+        <w:t>["customers"]</w:t>
+      </w:r>
+      <w:r>
+        <w:br/>
+      </w:r>
+      <w:r>
+        <w:br/>
+      </w:r>
+      <w:proofErr w:type="spellStart"/>
+      <w:r>
+        <w:t>myquery</w:t>
+      </w:r>
+      <w:proofErr w:type="spellEnd"/>
+      <w:r>
+        <w:t xml:space="preserve"> = </w:t>
+      </w:r>
+      <w:proofErr w:type="gramStart"/>
+      <w:r>
+        <w:t>{ "</w:t>
+      </w:r>
+      <w:proofErr w:type="gramEnd"/>
+      <w:r>
+        <w:t>address": "Mountain 21</w:t>
+      </w:r>
+      <w:proofErr w:type="gramStart"/>
+      <w:r>
+        <w:t>" }</w:t>
+      </w:r>
+      <w:proofErr w:type="gramEnd"/>
+      <w:r>
+        <w:br/>
+      </w:r>
+      <w:r>
+        <w:br/>
+      </w:r>
+      <w:proofErr w:type="spellStart"/>
+      <w:proofErr w:type="gramStart"/>
+      <w:r>
+        <w:t>mycol.delete</w:t>
+      </w:r>
+      <w:proofErr w:type="gramEnd"/>
+      <w:r>
+        <w:t>_one</w:t>
+      </w:r>
+      <w:proofErr w:type="spellEnd"/>
+      <w:r>
+        <w:t>(</w:t>
+      </w:r>
+      <w:proofErr w:type="spellStart"/>
+      <w:r>
+        <w:t>myquery</w:t>
+      </w:r>
+      <w:proofErr w:type="spellEnd"/>
+      <w:r>
+        <w:t>)</w:t>
       </w:r>
     </w:p>
     <w:p>
@@ -1007,8 +1894,26 @@
         <w:pStyle w:val="ListParagraph"/>
         <w:ind w:left="1440"/>
       </w:pPr>
-      <w:r>
-        <w:t>collection.delete_one({"name": "Bob"})</w:t>
+      <w:proofErr w:type="spellStart"/>
+      <w:proofErr w:type="gramStart"/>
+      <w:r>
+        <w:t>collection.delete</w:t>
+      </w:r>
+      <w:proofErr w:type="gramEnd"/>
+      <w:r>
+        <w:t>_</w:t>
+      </w:r>
+      <w:proofErr w:type="gramStart"/>
+      <w:r>
+        <w:t>one</w:t>
+      </w:r>
+      <w:proofErr w:type="spellEnd"/>
+      <w:r>
+        <w:t>(</w:t>
+      </w:r>
+      <w:proofErr w:type="gramEnd"/>
+      <w:r>
+        <w:t>{"name": "Bob"})</w:t>
       </w:r>
     </w:p>
     <w:p>
@@ -1035,43 +1940,167 @@
         <w:ind w:left="1440"/>
       </w:pPr>
       <w:r>
-        <w:t>import pymongo</w:t>
-      </w:r>
-      <w:r>
-        <w:br/>
-      </w:r>
-      <w:r>
-        <w:br/>
-        <w:t>myclient = pymongo.MongoClient("mongodb://localhost:27017/")</w:t>
-      </w:r>
-      <w:r>
-        <w:br/>
-        <w:t>mydb = myclient["mydatabase"]</w:t>
-      </w:r>
-      <w:r>
-        <w:br/>
-        <w:t>mycol = mydb["customers"]</w:t>
-      </w:r>
-      <w:r>
-        <w:br/>
-      </w:r>
-      <w:r>
-        <w:br/>
-        <w:t>myquery = { "address": {"$regex": "^S"} }</w:t>
-      </w:r>
-      <w:r>
-        <w:br/>
-      </w:r>
-      <w:r>
-        <w:br/>
-        <w:t>x = mycol.delete_many(myquery)</w:t>
-      </w:r>
-      <w:r>
-        <w:br/>
-      </w:r>
-      <w:r>
-        <w:br/>
-        <w:t>print(x.deleted_count, " documents deleted.")</w:t>
+        <w:t>import </w:t>
+      </w:r>
+      <w:proofErr w:type="spellStart"/>
+      <w:r>
+        <w:t>pymongo</w:t>
+      </w:r>
+      <w:proofErr w:type="spellEnd"/>
+      <w:r>
+        <w:br/>
+      </w:r>
+      <w:r>
+        <w:br/>
+      </w:r>
+      <w:proofErr w:type="spellStart"/>
+      <w:r>
+        <w:t>myclient</w:t>
+      </w:r>
+      <w:proofErr w:type="spellEnd"/>
+      <w:r>
+        <w:t xml:space="preserve"> = </w:t>
+      </w:r>
+      <w:proofErr w:type="spellStart"/>
+      <w:proofErr w:type="gramStart"/>
+      <w:r>
+        <w:t>pymongo.MongoClient</w:t>
+      </w:r>
+      <w:proofErr w:type="spellEnd"/>
+      <w:proofErr w:type="gramEnd"/>
+      <w:r>
+        <w:t>("</w:t>
+      </w:r>
+      <w:proofErr w:type="spellStart"/>
+      <w:r>
+        <w:t>mongodb</w:t>
+      </w:r>
+      <w:proofErr w:type="spellEnd"/>
+      <w:r>
+        <w:t>://localhost:27017/")</w:t>
+      </w:r>
+      <w:r>
+        <w:br/>
+      </w:r>
+      <w:proofErr w:type="spellStart"/>
+      <w:r>
+        <w:t>mydb</w:t>
+      </w:r>
+      <w:proofErr w:type="spellEnd"/>
+      <w:r>
+        <w:t xml:space="preserve"> = </w:t>
+      </w:r>
+      <w:proofErr w:type="spellStart"/>
+      <w:r>
+        <w:t>myclient</w:t>
+      </w:r>
+      <w:proofErr w:type="spellEnd"/>
+      <w:r>
+        <w:t>["</w:t>
+      </w:r>
+      <w:proofErr w:type="spellStart"/>
+      <w:r>
+        <w:t>mydatabase</w:t>
+      </w:r>
+      <w:proofErr w:type="spellEnd"/>
+      <w:r>
+        <w:t>"]</w:t>
+      </w:r>
+      <w:r>
+        <w:br/>
+      </w:r>
+      <w:proofErr w:type="spellStart"/>
+      <w:r>
+        <w:t>mycol</w:t>
+      </w:r>
+      <w:proofErr w:type="spellEnd"/>
+      <w:r>
+        <w:t xml:space="preserve"> = </w:t>
+      </w:r>
+      <w:proofErr w:type="spellStart"/>
+      <w:r>
+        <w:t>mydb</w:t>
+      </w:r>
+      <w:proofErr w:type="spellEnd"/>
+      <w:r>
+        <w:t>["customers"]</w:t>
+      </w:r>
+      <w:r>
+        <w:br/>
+      </w:r>
+      <w:r>
+        <w:br/>
+      </w:r>
+      <w:proofErr w:type="spellStart"/>
+      <w:r>
+        <w:t>myquery</w:t>
+      </w:r>
+      <w:proofErr w:type="spellEnd"/>
+      <w:r>
+        <w:t xml:space="preserve"> = </w:t>
+      </w:r>
+      <w:proofErr w:type="gramStart"/>
+      <w:r>
+        <w:t>{ "</w:t>
+      </w:r>
+      <w:proofErr w:type="gramEnd"/>
+      <w:r>
+        <w:t>address": {"$regex": "^S"</w:t>
+      </w:r>
+      <w:proofErr w:type="gramStart"/>
+      <w:r>
+        <w:t>} }</w:t>
+      </w:r>
+      <w:proofErr w:type="gramEnd"/>
+      <w:r>
+        <w:br/>
+      </w:r>
+      <w:r>
+        <w:br/>
+        <w:t xml:space="preserve">x = </w:t>
+      </w:r>
+      <w:proofErr w:type="spellStart"/>
+      <w:proofErr w:type="gramStart"/>
+      <w:r>
+        <w:t>mycol.delete</w:t>
+      </w:r>
+      <w:proofErr w:type="gramEnd"/>
+      <w:r>
+        <w:t>_many</w:t>
+      </w:r>
+      <w:proofErr w:type="spellEnd"/>
+      <w:r>
+        <w:t>(</w:t>
+      </w:r>
+      <w:proofErr w:type="spellStart"/>
+      <w:r>
+        <w:t>myquery</w:t>
+      </w:r>
+      <w:proofErr w:type="spellEnd"/>
+      <w:r>
+        <w:t>)</w:t>
+      </w:r>
+      <w:r>
+        <w:br/>
+      </w:r>
+      <w:r>
+        <w:br/>
+      </w:r>
+      <w:proofErr w:type="gramStart"/>
+      <w:r>
+        <w:t>print(</w:t>
+      </w:r>
+      <w:proofErr w:type="spellStart"/>
+      <w:r>
+        <w:t>x.deleted</w:t>
+      </w:r>
+      <w:proofErr w:type="gramEnd"/>
+      <w:r>
+        <w:t>_count</w:t>
+      </w:r>
+      <w:proofErr w:type="spellEnd"/>
+      <w:r>
+        <w:t>, " documents deleted.")</w:t>
       </w:r>
     </w:p>
     <w:p>
@@ -1094,8 +2123,1195 @@
         <w:pStyle w:val="ListParagraph"/>
         <w:ind w:left="1440"/>
       </w:pPr>
-      <w:r>
-        <w:t>collection.delete_many({"age": {"$lt": 30}})</w:t>
+      <w:proofErr w:type="spellStart"/>
+      <w:proofErr w:type="gramStart"/>
+      <w:r>
+        <w:t>collection.delete</w:t>
+      </w:r>
+      <w:proofErr w:type="gramEnd"/>
+      <w:r>
+        <w:t>_</w:t>
+      </w:r>
+      <w:proofErr w:type="gramStart"/>
+      <w:r>
+        <w:t>many</w:t>
+      </w:r>
+      <w:proofErr w:type="spellEnd"/>
+      <w:r>
+        <w:t>(</w:t>
+      </w:r>
+      <w:proofErr w:type="gramEnd"/>
+      <w:r>
+        <w:t>{"age": {"$</w:t>
+      </w:r>
+      <w:proofErr w:type="spellStart"/>
+      <w:r>
+        <w:t>lt</w:t>
+      </w:r>
+      <w:proofErr w:type="spellEnd"/>
+      <w:r>
+        <w:t>": 30}})</w:t>
+      </w:r>
+    </w:p>
+    <w:p/>
+    <w:p>
+      <w:pPr>
+        <w:pStyle w:val="ListParagraph"/>
+        <w:numPr>
+          <w:ilvl w:val="0"/>
+          <w:numId w:val="1"/>
+        </w:numPr>
+      </w:pPr>
+      <w:r>
+        <w:t>Sort (</w:t>
+      </w:r>
+      <w:proofErr w:type="gramStart"/>
+      <w:r>
+        <w:t>sort(</w:t>
+      </w:r>
+      <w:proofErr w:type="gramEnd"/>
+      <w:r>
+        <w:t>))</w:t>
+      </w:r>
+    </w:p>
+    <w:p>
+      <w:pPr>
+        <w:pStyle w:val="ListParagraph"/>
+        <w:numPr>
+          <w:ilvl w:val="0"/>
+          <w:numId w:val="8"/>
+        </w:numPr>
+      </w:pPr>
+      <w:r>
+        <w:t>Sort the result alphabetically by name:</w:t>
+      </w:r>
+    </w:p>
+    <w:p>
+      <w:pPr>
+        <w:pStyle w:val="ListParagraph"/>
+      </w:pPr>
+      <w:r>
+        <w:t>import </w:t>
+      </w:r>
+      <w:proofErr w:type="spellStart"/>
+      <w:r>
+        <w:t>pymongo</w:t>
+      </w:r>
+      <w:proofErr w:type="spellEnd"/>
+      <w:r>
+        <w:br/>
+      </w:r>
+      <w:r>
+        <w:br/>
+      </w:r>
+      <w:proofErr w:type="spellStart"/>
+      <w:r>
+        <w:t>myclient</w:t>
+      </w:r>
+      <w:proofErr w:type="spellEnd"/>
+      <w:r>
+        <w:t xml:space="preserve"> = </w:t>
+      </w:r>
+      <w:proofErr w:type="spellStart"/>
+      <w:proofErr w:type="gramStart"/>
+      <w:r>
+        <w:t>pymongo.MongoClient</w:t>
+      </w:r>
+      <w:proofErr w:type="spellEnd"/>
+      <w:proofErr w:type="gramEnd"/>
+      <w:r>
+        <w:t>("</w:t>
+      </w:r>
+      <w:proofErr w:type="spellStart"/>
+      <w:r>
+        <w:t>mongodb</w:t>
+      </w:r>
+      <w:proofErr w:type="spellEnd"/>
+      <w:r>
+        <w:t>://localhost:27017/")</w:t>
+      </w:r>
+      <w:r>
+        <w:br/>
+      </w:r>
+      <w:proofErr w:type="spellStart"/>
+      <w:r>
+        <w:t>mydb</w:t>
+      </w:r>
+      <w:proofErr w:type="spellEnd"/>
+      <w:r>
+        <w:t xml:space="preserve"> = </w:t>
+      </w:r>
+      <w:proofErr w:type="spellStart"/>
+      <w:r>
+        <w:t>myclient</w:t>
+      </w:r>
+      <w:proofErr w:type="spellEnd"/>
+      <w:r>
+        <w:t>["</w:t>
+      </w:r>
+      <w:proofErr w:type="spellStart"/>
+      <w:r>
+        <w:t>mydatabase</w:t>
+      </w:r>
+      <w:proofErr w:type="spellEnd"/>
+      <w:r>
+        <w:t>"]</w:t>
+      </w:r>
+      <w:r>
+        <w:br/>
+      </w:r>
+      <w:proofErr w:type="spellStart"/>
+      <w:r>
+        <w:t>mycol</w:t>
+      </w:r>
+      <w:proofErr w:type="spellEnd"/>
+      <w:r>
+        <w:t xml:space="preserve"> = </w:t>
+      </w:r>
+      <w:proofErr w:type="spellStart"/>
+      <w:r>
+        <w:t>mydb</w:t>
+      </w:r>
+      <w:proofErr w:type="spellEnd"/>
+      <w:r>
+        <w:t>["customers"]</w:t>
+      </w:r>
+      <w:r>
+        <w:br/>
+      </w:r>
+      <w:r>
+        <w:br/>
+      </w:r>
+      <w:proofErr w:type="spellStart"/>
+      <w:r>
+        <w:t>mydoc</w:t>
+      </w:r>
+      <w:proofErr w:type="spellEnd"/>
+      <w:r>
+        <w:t xml:space="preserve"> = </w:t>
+      </w:r>
+      <w:proofErr w:type="spellStart"/>
+      <w:proofErr w:type="gramStart"/>
+      <w:r>
+        <w:t>mycol.find</w:t>
+      </w:r>
+      <w:proofErr w:type="spellEnd"/>
+      <w:proofErr w:type="gramEnd"/>
+      <w:r>
+        <w:t>(</w:t>
+      </w:r>
+      <w:proofErr w:type="gramStart"/>
+      <w:r>
+        <w:t>).sort</w:t>
+      </w:r>
+      <w:proofErr w:type="gramEnd"/>
+      <w:r>
+        <w:t>("name")</w:t>
+      </w:r>
+      <w:r>
+        <w:br/>
+      </w:r>
+      <w:r>
+        <w:br/>
+        <w:t>for x in </w:t>
+      </w:r>
+      <w:proofErr w:type="spellStart"/>
+      <w:r>
+        <w:t>mydoc</w:t>
+      </w:r>
+      <w:proofErr w:type="spellEnd"/>
+      <w:r>
+        <w:t>:</w:t>
+      </w:r>
+      <w:r>
+        <w:br/>
+        <w:t>  print(x)</w:t>
+      </w:r>
+    </w:p>
+    <w:p>
+      <w:pPr>
+        <w:pStyle w:val="ListParagraph"/>
+      </w:pPr>
+    </w:p>
+    <w:p>
+      <w:pPr>
+        <w:pStyle w:val="ListParagraph"/>
+      </w:pPr>
+      <w:proofErr w:type="gramStart"/>
+      <w:r>
+        <w:t>sort(</w:t>
+      </w:r>
+      <w:proofErr w:type="gramEnd"/>
+      <w:r>
+        <w:t>"name", 1) #ascending</w:t>
+      </w:r>
+      <w:r>
+        <w:br/>
+      </w:r>
+      <w:proofErr w:type="gramStart"/>
+      <w:r>
+        <w:t>sort(</w:t>
+      </w:r>
+      <w:proofErr w:type="gramEnd"/>
+      <w:r>
+        <w:t>"name", -1) #descending</w:t>
+      </w:r>
+    </w:p>
+    <w:p>
+      <w:pPr>
+        <w:pStyle w:val="ListParagraph"/>
+      </w:pPr>
+    </w:p>
+    <w:p>
+      <w:pPr>
+        <w:pStyle w:val="ListParagraph"/>
+        <w:numPr>
+          <w:ilvl w:val="0"/>
+          <w:numId w:val="8"/>
+        </w:numPr>
+      </w:pPr>
+      <w:r>
+        <w:lastRenderedPageBreak/>
+        <w:t>Sort the result reverse alphabetically by name:</w:t>
+      </w:r>
+    </w:p>
+    <w:p>
+      <w:pPr>
+        <w:pStyle w:val="ListParagraph"/>
+        <w:ind w:left="1080"/>
+      </w:pPr>
+      <w:r>
+        <w:t>import </w:t>
+      </w:r>
+      <w:proofErr w:type="spellStart"/>
+      <w:r>
+        <w:t>pymongo</w:t>
+      </w:r>
+      <w:proofErr w:type="spellEnd"/>
+      <w:r>
+        <w:br/>
+      </w:r>
+      <w:r>
+        <w:br/>
+      </w:r>
+      <w:proofErr w:type="spellStart"/>
+      <w:r>
+        <w:t>myclient</w:t>
+      </w:r>
+      <w:proofErr w:type="spellEnd"/>
+      <w:r>
+        <w:t xml:space="preserve"> = </w:t>
+      </w:r>
+      <w:proofErr w:type="spellStart"/>
+      <w:proofErr w:type="gramStart"/>
+      <w:r>
+        <w:t>pymongo.MongoClient</w:t>
+      </w:r>
+      <w:proofErr w:type="spellEnd"/>
+      <w:proofErr w:type="gramEnd"/>
+      <w:r>
+        <w:t>("</w:t>
+      </w:r>
+      <w:proofErr w:type="spellStart"/>
+      <w:r>
+        <w:t>mongodb</w:t>
+      </w:r>
+      <w:proofErr w:type="spellEnd"/>
+      <w:r>
+        <w:t>://localhost:27017/")</w:t>
+      </w:r>
+      <w:r>
+        <w:br/>
+      </w:r>
+      <w:proofErr w:type="spellStart"/>
+      <w:r>
+        <w:t>mydb</w:t>
+      </w:r>
+      <w:proofErr w:type="spellEnd"/>
+      <w:r>
+        <w:t xml:space="preserve"> = </w:t>
+      </w:r>
+      <w:proofErr w:type="spellStart"/>
+      <w:r>
+        <w:t>myclient</w:t>
+      </w:r>
+      <w:proofErr w:type="spellEnd"/>
+      <w:r>
+        <w:t>["</w:t>
+      </w:r>
+      <w:proofErr w:type="spellStart"/>
+      <w:r>
+        <w:t>mydatabase</w:t>
+      </w:r>
+      <w:proofErr w:type="spellEnd"/>
+      <w:r>
+        <w:t>"]</w:t>
+      </w:r>
+      <w:r>
+        <w:br/>
+      </w:r>
+      <w:proofErr w:type="spellStart"/>
+      <w:r>
+        <w:t>mycol</w:t>
+      </w:r>
+      <w:proofErr w:type="spellEnd"/>
+      <w:r>
+        <w:t xml:space="preserve"> = </w:t>
+      </w:r>
+      <w:proofErr w:type="spellStart"/>
+      <w:r>
+        <w:t>mydb</w:t>
+      </w:r>
+      <w:proofErr w:type="spellEnd"/>
+      <w:r>
+        <w:t>["customers"]</w:t>
+      </w:r>
+      <w:r>
+        <w:br/>
+      </w:r>
+      <w:r>
+        <w:br/>
+      </w:r>
+      <w:proofErr w:type="spellStart"/>
+      <w:r>
+        <w:t>mydoc</w:t>
+      </w:r>
+      <w:proofErr w:type="spellEnd"/>
+      <w:r>
+        <w:t xml:space="preserve"> = </w:t>
+      </w:r>
+      <w:proofErr w:type="spellStart"/>
+      <w:proofErr w:type="gramStart"/>
+      <w:r>
+        <w:t>mycol.find</w:t>
+      </w:r>
+      <w:proofErr w:type="spellEnd"/>
+      <w:proofErr w:type="gramEnd"/>
+      <w:r>
+        <w:t>(</w:t>
+      </w:r>
+      <w:proofErr w:type="gramStart"/>
+      <w:r>
+        <w:t>).sort</w:t>
+      </w:r>
+      <w:proofErr w:type="gramEnd"/>
+      <w:r>
+        <w:t>("name", -1)</w:t>
+      </w:r>
+      <w:r>
+        <w:br/>
+      </w:r>
+      <w:r>
+        <w:br/>
+        <w:t>for x in </w:t>
+      </w:r>
+      <w:proofErr w:type="spellStart"/>
+      <w:r>
+        <w:t>mydoc</w:t>
+      </w:r>
+      <w:proofErr w:type="spellEnd"/>
+      <w:r>
+        <w:t>:</w:t>
+      </w:r>
+      <w:r>
+        <w:br/>
+        <w:t>  print(x)</w:t>
+      </w:r>
+    </w:p>
+    <w:p>
+      <w:pPr>
+        <w:pStyle w:val="ListParagraph"/>
+        <w:ind w:left="1080"/>
+      </w:pPr>
+    </w:p>
+    <w:p>
+      <w:pPr>
+        <w:pStyle w:val="ListParagraph"/>
+        <w:ind w:left="1080"/>
+      </w:pPr>
+      <w:r>
+        <w:t>OR</w:t>
+      </w:r>
+    </w:p>
+    <w:p>
+      <w:pPr>
+        <w:pStyle w:val="ListParagraph"/>
+        <w:ind w:left="1080"/>
+      </w:pPr>
+    </w:p>
+    <w:p>
+      <w:pPr>
+        <w:pStyle w:val="ListParagraph"/>
+        <w:ind w:left="1080"/>
+      </w:pPr>
+      <w:r>
+        <w:t># Sort by age (ascending = 1, descending = -1)</w:t>
+      </w:r>
+    </w:p>
+    <w:p>
+      <w:pPr>
+        <w:pStyle w:val="ListParagraph"/>
+        <w:ind w:left="1080"/>
+      </w:pPr>
+      <w:r>
+        <w:t xml:space="preserve">results = </w:t>
+      </w:r>
+      <w:proofErr w:type="spellStart"/>
+      <w:proofErr w:type="gramStart"/>
+      <w:r>
+        <w:t>collection.find</w:t>
+      </w:r>
+      <w:proofErr w:type="spellEnd"/>
+      <w:proofErr w:type="gramEnd"/>
+      <w:r>
+        <w:t>(</w:t>
+      </w:r>
+      <w:proofErr w:type="gramStart"/>
+      <w:r>
+        <w:t>).sort</w:t>
+      </w:r>
+      <w:proofErr w:type="gramEnd"/>
+      <w:r>
+        <w:t>("age", -1)</w:t>
+      </w:r>
+    </w:p>
+    <w:p>
+      <w:pPr>
+        <w:pStyle w:val="ListParagraph"/>
+        <w:ind w:left="1080"/>
+      </w:pPr>
+    </w:p>
+    <w:p>
+      <w:pPr>
+        <w:pStyle w:val="ListParagraph"/>
+        <w:ind w:left="1080"/>
+      </w:pPr>
+      <w:r>
+        <w:t>for doc in results:</w:t>
+      </w:r>
+    </w:p>
+    <w:p>
+      <w:pPr>
+        <w:pStyle w:val="ListParagraph"/>
+        <w:ind w:left="1080"/>
+      </w:pPr>
+      <w:r>
+        <w:t xml:space="preserve">    print(doc)</w:t>
+      </w:r>
+    </w:p>
+    <w:p/>
+    <w:p>
+      <w:pPr>
+        <w:pStyle w:val="ListParagraph"/>
+        <w:numPr>
+          <w:ilvl w:val="0"/>
+          <w:numId w:val="1"/>
+        </w:numPr>
+      </w:pPr>
+      <w:r>
+        <w:t>D</w:t>
+      </w:r>
+      <w:r>
+        <w:t>rop</w:t>
+      </w:r>
+      <w:r>
+        <w:t xml:space="preserve"> Collection</w:t>
+      </w:r>
+    </w:p>
+    <w:p>
+      <w:pPr>
+        <w:pStyle w:val="ListParagraph"/>
+      </w:pPr>
+    </w:p>
+    <w:p>
+      <w:pPr>
+        <w:pStyle w:val="ListParagraph"/>
+      </w:pPr>
+      <w:r>
+        <w:t>Delete the "customers" collection:</w:t>
+      </w:r>
+    </w:p>
+    <w:p>
+      <w:pPr>
+        <w:pStyle w:val="ListParagraph"/>
+      </w:pPr>
+      <w:r>
+        <w:t>import </w:t>
+      </w:r>
+      <w:proofErr w:type="spellStart"/>
+      <w:r>
+        <w:t>pymongo</w:t>
+      </w:r>
+      <w:proofErr w:type="spellEnd"/>
+      <w:r>
+        <w:br/>
+      </w:r>
+      <w:r>
+        <w:br/>
+      </w:r>
+      <w:proofErr w:type="spellStart"/>
+      <w:r>
+        <w:t>myclient</w:t>
+      </w:r>
+      <w:proofErr w:type="spellEnd"/>
+      <w:r>
+        <w:t xml:space="preserve"> = </w:t>
+      </w:r>
+      <w:proofErr w:type="spellStart"/>
+      <w:proofErr w:type="gramStart"/>
+      <w:r>
+        <w:t>pymongo.MongoClient</w:t>
+      </w:r>
+      <w:proofErr w:type="spellEnd"/>
+      <w:proofErr w:type="gramEnd"/>
+      <w:r>
+        <w:t>("</w:t>
+      </w:r>
+      <w:proofErr w:type="spellStart"/>
+      <w:r>
+        <w:t>mongodb</w:t>
+      </w:r>
+      <w:proofErr w:type="spellEnd"/>
+      <w:r>
+        <w:t>://localhost:27017/")</w:t>
+      </w:r>
+      <w:r>
+        <w:br/>
+      </w:r>
+      <w:proofErr w:type="spellStart"/>
+      <w:r>
+        <w:t>mydb</w:t>
+      </w:r>
+      <w:proofErr w:type="spellEnd"/>
+      <w:r>
+        <w:t xml:space="preserve"> = </w:t>
+      </w:r>
+      <w:proofErr w:type="spellStart"/>
+      <w:r>
+        <w:t>myclient</w:t>
+      </w:r>
+      <w:proofErr w:type="spellEnd"/>
+      <w:r>
+        <w:t>["</w:t>
+      </w:r>
+      <w:proofErr w:type="spellStart"/>
+      <w:r>
+        <w:t>mydatabase</w:t>
+      </w:r>
+      <w:proofErr w:type="spellEnd"/>
+      <w:r>
+        <w:t>"]</w:t>
+      </w:r>
+      <w:r>
+        <w:br/>
+      </w:r>
+      <w:proofErr w:type="spellStart"/>
+      <w:r>
+        <w:t>mycol</w:t>
+      </w:r>
+      <w:proofErr w:type="spellEnd"/>
+      <w:r>
+        <w:t xml:space="preserve"> = </w:t>
+      </w:r>
+      <w:proofErr w:type="spellStart"/>
+      <w:r>
+        <w:t>mydb</w:t>
+      </w:r>
+      <w:proofErr w:type="spellEnd"/>
+      <w:r>
+        <w:t>["customers"]</w:t>
+      </w:r>
+      <w:r>
+        <w:br/>
+      </w:r>
+      <w:r>
+        <w:br/>
+      </w:r>
+      <w:proofErr w:type="spellStart"/>
+      <w:proofErr w:type="gramStart"/>
+      <w:r>
+        <w:t>mycol.drop</w:t>
+      </w:r>
+      <w:proofErr w:type="spellEnd"/>
+      <w:proofErr w:type="gramEnd"/>
+      <w:r>
+        <w:t>()</w:t>
+      </w:r>
+    </w:p>
+    <w:p/>
+    <w:p>
+      <w:pPr>
+        <w:pStyle w:val="ListParagraph"/>
+        <w:numPr>
+          <w:ilvl w:val="0"/>
+          <w:numId w:val="1"/>
+        </w:numPr>
+      </w:pPr>
+      <w:r>
+        <w:t>Limit the Result</w:t>
+      </w:r>
+    </w:p>
+    <w:p>
+      <w:pPr>
+        <w:pStyle w:val="ListParagraph"/>
+      </w:pPr>
+    </w:p>
+    <w:p>
+      <w:pPr>
+        <w:pStyle w:val="ListParagraph"/>
+      </w:pPr>
+      <w:r>
+        <w:t>Limit the result to only return 5 documents:</w:t>
+      </w:r>
+    </w:p>
+    <w:p>
+      <w:pPr>
+        <w:pStyle w:val="ListParagraph"/>
+      </w:pPr>
+      <w:r>
+        <w:t>import </w:t>
+      </w:r>
+      <w:proofErr w:type="spellStart"/>
+      <w:r>
+        <w:t>pymongo</w:t>
+      </w:r>
+      <w:proofErr w:type="spellEnd"/>
+      <w:r>
+        <w:br/>
+      </w:r>
+      <w:r>
+        <w:br/>
+      </w:r>
+      <w:proofErr w:type="spellStart"/>
+      <w:r>
+        <w:t>myclient</w:t>
+      </w:r>
+      <w:proofErr w:type="spellEnd"/>
+      <w:r>
+        <w:t xml:space="preserve"> = </w:t>
+      </w:r>
+      <w:proofErr w:type="spellStart"/>
+      <w:proofErr w:type="gramStart"/>
+      <w:r>
+        <w:t>pymongo.MongoClient</w:t>
+      </w:r>
+      <w:proofErr w:type="spellEnd"/>
+      <w:proofErr w:type="gramEnd"/>
+      <w:r>
+        <w:t>("</w:t>
+      </w:r>
+      <w:proofErr w:type="spellStart"/>
+      <w:r>
+        <w:t>mongodb</w:t>
+      </w:r>
+      <w:proofErr w:type="spellEnd"/>
+      <w:r>
+        <w:t>://localhost:27017/")</w:t>
+      </w:r>
+      <w:r>
+        <w:br/>
+      </w:r>
+      <w:proofErr w:type="spellStart"/>
+      <w:r>
+        <w:t>mydb</w:t>
+      </w:r>
+      <w:proofErr w:type="spellEnd"/>
+      <w:r>
+        <w:t xml:space="preserve"> = </w:t>
+      </w:r>
+      <w:proofErr w:type="spellStart"/>
+      <w:r>
+        <w:t>myclient</w:t>
+      </w:r>
+      <w:proofErr w:type="spellEnd"/>
+      <w:r>
+        <w:t>["</w:t>
+      </w:r>
+      <w:proofErr w:type="spellStart"/>
+      <w:r>
+        <w:t>mydatabase</w:t>
+      </w:r>
+      <w:proofErr w:type="spellEnd"/>
+      <w:r>
+        <w:t>"]</w:t>
+      </w:r>
+      <w:r>
+        <w:br/>
+      </w:r>
+      <w:proofErr w:type="spellStart"/>
+      <w:r>
+        <w:t>mycol</w:t>
+      </w:r>
+      <w:proofErr w:type="spellEnd"/>
+      <w:r>
+        <w:t xml:space="preserve"> = </w:t>
+      </w:r>
+      <w:proofErr w:type="spellStart"/>
+      <w:r>
+        <w:t>mydb</w:t>
+      </w:r>
+      <w:proofErr w:type="spellEnd"/>
+      <w:r>
+        <w:t>["customers"]</w:t>
+      </w:r>
+      <w:r>
+        <w:br/>
+      </w:r>
+      <w:proofErr w:type="spellStart"/>
+      <w:r>
+        <w:t>myresult</w:t>
+      </w:r>
+      <w:proofErr w:type="spellEnd"/>
+      <w:r>
+        <w:t xml:space="preserve"> = </w:t>
+      </w:r>
+      <w:proofErr w:type="spellStart"/>
+      <w:proofErr w:type="gramStart"/>
+      <w:r>
+        <w:t>mycol.find</w:t>
+      </w:r>
+      <w:proofErr w:type="spellEnd"/>
+      <w:proofErr w:type="gramEnd"/>
+      <w:r>
+        <w:t>(</w:t>
+      </w:r>
+      <w:proofErr w:type="gramStart"/>
+      <w:r>
+        <w:t>).limit</w:t>
+      </w:r>
+      <w:proofErr w:type="gramEnd"/>
+      <w:r>
+        <w:t>(5)</w:t>
+      </w:r>
+      <w:r>
+        <w:br/>
+        <w:t>#print the result:</w:t>
+      </w:r>
+      <w:r>
+        <w:br/>
+        <w:t>for x in </w:t>
+      </w:r>
+      <w:proofErr w:type="spellStart"/>
+      <w:r>
+        <w:t>myresult</w:t>
+      </w:r>
+      <w:proofErr w:type="spellEnd"/>
+      <w:r>
+        <w:t>:</w:t>
+      </w:r>
+      <w:r>
+        <w:br/>
+        <w:t>  print(x)</w:t>
+      </w:r>
+    </w:p>
+    <w:p>
+      <w:pPr>
+        <w:pStyle w:val="ListParagraph"/>
+      </w:pPr>
+    </w:p>
+    <w:p>
+      <w:pPr>
+        <w:pStyle w:val="ListParagraph"/>
+      </w:pPr>
+      <w:r>
+        <w:t>OR</w:t>
+      </w:r>
+    </w:p>
+    <w:p>
+      <w:pPr>
+        <w:pStyle w:val="ListParagraph"/>
+      </w:pPr>
+      <w:r>
+        <w:t xml:space="preserve">results = </w:t>
+      </w:r>
+      <w:proofErr w:type="spellStart"/>
+      <w:proofErr w:type="gramStart"/>
+      <w:r>
+        <w:t>collection.find</w:t>
+      </w:r>
+      <w:proofErr w:type="spellEnd"/>
+      <w:proofErr w:type="gramEnd"/>
+      <w:r>
+        <w:t>(</w:t>
+      </w:r>
+      <w:proofErr w:type="gramStart"/>
+      <w:r>
+        <w:t>).limit</w:t>
+      </w:r>
+      <w:proofErr w:type="gramEnd"/>
+      <w:r>
+        <w:t>(2)</w:t>
+      </w:r>
+    </w:p>
+    <w:p>
+      <w:r>
+        <w:rPr>
+          <w:rFonts w:ascii="Segoe UI Emoji" w:hAnsi="Segoe UI Emoji" w:cs="Segoe UI Emoji"/>
+        </w:rPr>
+        <w:lastRenderedPageBreak/>
+        <w:t>👉</w:t>
+      </w:r>
+      <w:r>
+        <w:t xml:space="preserve"> Common operators:</w:t>
+      </w:r>
+    </w:p>
+    <w:p>
+      <w:pPr>
+        <w:pStyle w:val="ListParagraph"/>
+        <w:numPr>
+          <w:ilvl w:val="0"/>
+          <w:numId w:val="9"/>
+        </w:numPr>
+      </w:pPr>
+      <w:r>
+        <w:t>$</w:t>
+      </w:r>
+      <w:proofErr w:type="spellStart"/>
+      <w:r>
+        <w:t>gt</w:t>
+      </w:r>
+      <w:proofErr w:type="spellEnd"/>
+      <w:r>
+        <w:t xml:space="preserve"> → greater than </w:t>
+      </w:r>
+    </w:p>
+    <w:p>
+      <w:pPr>
+        <w:pStyle w:val="ListParagraph"/>
+        <w:numPr>
+          <w:ilvl w:val="0"/>
+          <w:numId w:val="9"/>
+        </w:numPr>
+      </w:pPr>
+      <w:r>
+        <w:t>$</w:t>
+      </w:r>
+      <w:proofErr w:type="spellStart"/>
+      <w:r>
+        <w:t>lt</w:t>
+      </w:r>
+      <w:proofErr w:type="spellEnd"/>
+      <w:r>
+        <w:t xml:space="preserve"> → less than </w:t>
+      </w:r>
+    </w:p>
+    <w:p>
+      <w:pPr>
+        <w:pStyle w:val="ListParagraph"/>
+        <w:numPr>
+          <w:ilvl w:val="0"/>
+          <w:numId w:val="9"/>
+        </w:numPr>
+      </w:pPr>
+      <w:r>
+        <w:t>$</w:t>
+      </w:r>
+      <w:proofErr w:type="spellStart"/>
+      <w:r>
+        <w:t>gte</w:t>
+      </w:r>
+      <w:proofErr w:type="spellEnd"/>
+      <w:r>
+        <w:t>, $</w:t>
+      </w:r>
+      <w:proofErr w:type="spellStart"/>
+      <w:r>
+        <w:t>lte</w:t>
+      </w:r>
+      <w:proofErr w:type="spellEnd"/>
+      <w:r>
+        <w:t xml:space="preserve"> </w:t>
+      </w:r>
+    </w:p>
+    <w:p>
+      <w:pPr>
+        <w:pStyle w:val="ListParagraph"/>
+        <w:numPr>
+          <w:ilvl w:val="0"/>
+          <w:numId w:val="9"/>
+        </w:numPr>
+      </w:pPr>
+      <w:r>
+        <w:t>$ne → not equal</w:t>
+      </w:r>
+    </w:p>
+    <w:p/>
+    <w:p>
+      <w:pPr>
+        <w:pStyle w:val="ListParagraph"/>
+        <w:numPr>
+          <w:ilvl w:val="0"/>
+          <w:numId w:val="1"/>
+        </w:numPr>
+      </w:pPr>
+      <w:r>
+        <w:t>Filtering (Conditions)</w:t>
+      </w:r>
+    </w:p>
+    <w:p>
+      <w:pPr>
+        <w:pStyle w:val="ListParagraph"/>
+      </w:pPr>
+      <w:r>
+        <w:t># Find users with age &gt; 25</w:t>
+      </w:r>
+    </w:p>
+    <w:p>
+      <w:pPr>
+        <w:pStyle w:val="ListParagraph"/>
+      </w:pPr>
+      <w:r>
+        <w:t xml:space="preserve">results = </w:t>
+      </w:r>
+      <w:proofErr w:type="spellStart"/>
+      <w:proofErr w:type="gramStart"/>
+      <w:r>
+        <w:t>collection.find</w:t>
+      </w:r>
+      <w:proofErr w:type="spellEnd"/>
+      <w:proofErr w:type="gramEnd"/>
+      <w:r>
+        <w:t>({"age": {"$</w:t>
+      </w:r>
+      <w:proofErr w:type="spellStart"/>
+      <w:r>
+        <w:t>gt</w:t>
+      </w:r>
+      <w:proofErr w:type="spellEnd"/>
+      <w:r>
+        <w:t>": 25}})</w:t>
+      </w:r>
+    </w:p>
+    <w:p>
+      <w:pPr>
+        <w:pStyle w:val="ListParagraph"/>
+      </w:pPr>
+    </w:p>
+    <w:p>
+      <w:pPr>
+        <w:pStyle w:val="ListParagraph"/>
+      </w:pPr>
+      <w:r>
+        <w:t>for doc in results:</w:t>
+      </w:r>
+    </w:p>
+    <w:p>
+      <w:pPr>
+        <w:pStyle w:val="ListParagraph"/>
+      </w:pPr>
+      <w:r>
+        <w:t xml:space="preserve">    print(doc)</w:t>
+      </w:r>
+    </w:p>
+    <w:p/>
+    <w:p>
+      <w:pPr>
+        <w:pStyle w:val="ListParagraph"/>
+        <w:numPr>
+          <w:ilvl w:val="0"/>
+          <w:numId w:val="1"/>
+        </w:numPr>
+      </w:pPr>
+      <w:r>
+        <w:t>Multiple Conditions</w:t>
+      </w:r>
+    </w:p>
+    <w:p>
+      <w:pPr>
+        <w:pStyle w:val="ListParagraph"/>
+      </w:pPr>
+      <w:r>
+        <w:t xml:space="preserve">results = </w:t>
+      </w:r>
+      <w:proofErr w:type="spellStart"/>
+      <w:proofErr w:type="gramStart"/>
+      <w:r>
+        <w:t>collection.find</w:t>
+      </w:r>
+      <w:proofErr w:type="spellEnd"/>
+      <w:proofErr w:type="gramEnd"/>
+      <w:r>
+        <w:t>({</w:t>
+      </w:r>
+    </w:p>
+    <w:p>
+      <w:pPr>
+        <w:pStyle w:val="ListParagraph"/>
+      </w:pPr>
+      <w:r>
+        <w:t xml:space="preserve">    "age": {"$</w:t>
+      </w:r>
+      <w:proofErr w:type="spellStart"/>
+      <w:r>
+        <w:t>gt</w:t>
+      </w:r>
+      <w:proofErr w:type="spellEnd"/>
+      <w:r>
+        <w:t>": 20},</w:t>
+      </w:r>
+    </w:p>
+    <w:p>
+      <w:pPr>
+        <w:pStyle w:val="ListParagraph"/>
+      </w:pPr>
+      <w:r>
+        <w:t xml:space="preserve">    "city": "Pune"</w:t>
+      </w:r>
+    </w:p>
+    <w:p>
+      <w:pPr>
+        <w:pStyle w:val="ListParagraph"/>
+      </w:pPr>
+      <w:r>
+        <w:t>})</w:t>
+      </w:r>
+    </w:p>
+    <w:p/>
+    <w:p>
+      <w:pPr>
+        <w:pStyle w:val="ListParagraph"/>
+        <w:numPr>
+          <w:ilvl w:val="0"/>
+          <w:numId w:val="1"/>
+        </w:numPr>
+      </w:pPr>
+      <w:r>
+        <w:t>Projection (Select Fields)</w:t>
+      </w:r>
+    </w:p>
+    <w:p>
+      <w:pPr>
+        <w:pStyle w:val="ListParagraph"/>
+      </w:pPr>
+      <w:r>
+        <w:t># Show only name and age (hide _id)</w:t>
+      </w:r>
+    </w:p>
+    <w:p>
+      <w:pPr>
+        <w:pStyle w:val="ListParagraph"/>
+      </w:pPr>
+      <w:r>
+        <w:t xml:space="preserve">results = </w:t>
+      </w:r>
+      <w:proofErr w:type="spellStart"/>
+      <w:proofErr w:type="gramStart"/>
+      <w:r>
+        <w:t>collection.find</w:t>
+      </w:r>
+      <w:proofErr w:type="spellEnd"/>
+      <w:proofErr w:type="gramEnd"/>
+      <w:r>
+        <w:t>({}, {"_id": 0, "name": 1, "age": 1})</w:t>
+      </w:r>
+    </w:p>
+    <w:p>
+      <w:pPr>
+        <w:pStyle w:val="ListParagraph"/>
+      </w:pPr>
+    </w:p>
+    <w:p>
+      <w:pPr>
+        <w:pStyle w:val="ListParagraph"/>
+      </w:pPr>
+      <w:r>
+        <w:t>for doc in results:</w:t>
+      </w:r>
+    </w:p>
+    <w:p>
+      <w:pPr>
+        <w:pStyle w:val="ListParagraph"/>
+      </w:pPr>
+      <w:r>
+        <w:t xml:space="preserve">    print(doc)</w:t>
+      </w:r>
+    </w:p>
+    <w:p>
+      <w:pPr>
+        <w:pStyle w:val="ListParagraph"/>
+      </w:pPr>
+    </w:p>
+    <w:p>
+      <w:pPr>
+        <w:pStyle w:val="ListParagraph"/>
+        <w:numPr>
+          <w:ilvl w:val="0"/>
+          <w:numId w:val="1"/>
+        </w:numPr>
+      </w:pPr>
+      <w:r>
+        <w:t>Logical Operators</w:t>
+      </w:r>
+    </w:p>
+    <w:p>
+      <w:pPr>
+        <w:pStyle w:val="ListParagraph"/>
+      </w:pPr>
+    </w:p>
+    <w:p>
+      <w:pPr>
+        <w:pStyle w:val="ListParagraph"/>
+      </w:pPr>
+      <w:r>
+        <w:t xml:space="preserve">results = </w:t>
+      </w:r>
+      <w:proofErr w:type="spellStart"/>
+      <w:proofErr w:type="gramStart"/>
+      <w:r>
+        <w:t>collection.find</w:t>
+      </w:r>
+      <w:proofErr w:type="spellEnd"/>
+      <w:proofErr w:type="gramEnd"/>
+      <w:r>
+        <w:t>({</w:t>
+      </w:r>
+    </w:p>
+    <w:p>
+      <w:pPr>
+        <w:pStyle w:val="ListParagraph"/>
+      </w:pPr>
+      <w:r>
+        <w:t xml:space="preserve">    "$or": [</w:t>
+      </w:r>
+    </w:p>
+    <w:p>
+      <w:pPr>
+        <w:pStyle w:val="ListParagraph"/>
+      </w:pPr>
+      <w:r>
+        <w:t xml:space="preserve">        {"age": {"$</w:t>
+      </w:r>
+      <w:proofErr w:type="spellStart"/>
+      <w:r>
+        <w:t>lt</w:t>
+      </w:r>
+      <w:proofErr w:type="spellEnd"/>
+      <w:r>
+        <w:t>": 25}},</w:t>
+      </w:r>
+    </w:p>
+    <w:p>
+      <w:pPr>
+        <w:pStyle w:val="ListParagraph"/>
+      </w:pPr>
+      <w:r>
+        <w:t xml:space="preserve">        {"city": "Mumbai"}</w:t>
+      </w:r>
+    </w:p>
+    <w:p>
+      <w:pPr>
+        <w:pStyle w:val="ListParagraph"/>
+      </w:pPr>
+      <w:r>
+        <w:t xml:space="preserve">    ]</w:t>
+      </w:r>
+    </w:p>
+    <w:p>
+      <w:pPr>
+        <w:pStyle w:val="ListParagraph"/>
+      </w:pPr>
+      <w:r>
+        <w:t>})</w:t>
       </w:r>
     </w:p>
     <w:sectPr>
@@ -1378,6 +3594,155 @@
     </w:lvl>
   </w:abstractNum>
   <w:abstractNum w:abstractNumId="3" w15:restartNumberingAfterBreak="0">
+    <w:nsid w:val="1E3929C7"/>
+    <w:multiLevelType w:val="multilevel"/>
+    <w:tmpl w:val="FEC6964A"/>
+    <w:lvl w:ilvl="0">
+      <w:start w:val="1"/>
+      <w:numFmt w:val="bullet"/>
+      <w:lvlText w:val=""/>
+      <w:lvlJc w:val="left"/>
+      <w:pPr>
+        <w:tabs>
+          <w:tab w:val="num" w:pos="720"/>
+        </w:tabs>
+        <w:ind w:left="720" w:hanging="360"/>
+      </w:pPr>
+      <w:rPr>
+        <w:rFonts w:ascii="Symbol" w:hAnsi="Symbol" w:hint="default"/>
+        <w:sz w:val="20"/>
+      </w:rPr>
+    </w:lvl>
+    <w:lvl w:ilvl="1" w:tentative="1">
+      <w:start w:val="1"/>
+      <w:numFmt w:val="bullet"/>
+      <w:lvlText w:val="o"/>
+      <w:lvlJc w:val="left"/>
+      <w:pPr>
+        <w:tabs>
+          <w:tab w:val="num" w:pos="1440"/>
+        </w:tabs>
+        <w:ind w:left="1440" w:hanging="360"/>
+      </w:pPr>
+      <w:rPr>
+        <w:rFonts w:ascii="Courier New" w:hAnsi="Courier New" w:hint="default"/>
+        <w:sz w:val="20"/>
+      </w:rPr>
+    </w:lvl>
+    <w:lvl w:ilvl="2" w:tentative="1">
+      <w:start w:val="1"/>
+      <w:numFmt w:val="bullet"/>
+      <w:lvlText w:val=""/>
+      <w:lvlJc w:val="left"/>
+      <w:pPr>
+        <w:tabs>
+          <w:tab w:val="num" w:pos="2160"/>
+        </w:tabs>
+        <w:ind w:left="2160" w:hanging="360"/>
+      </w:pPr>
+      <w:rPr>
+        <w:rFonts w:ascii="Wingdings" w:hAnsi="Wingdings" w:hint="default"/>
+        <w:sz w:val="20"/>
+      </w:rPr>
+    </w:lvl>
+    <w:lvl w:ilvl="3" w:tentative="1">
+      <w:start w:val="1"/>
+      <w:numFmt w:val="bullet"/>
+      <w:lvlText w:val=""/>
+      <w:lvlJc w:val="left"/>
+      <w:pPr>
+        <w:tabs>
+          <w:tab w:val="num" w:pos="2880"/>
+        </w:tabs>
+        <w:ind w:left="2880" w:hanging="360"/>
+      </w:pPr>
+      <w:rPr>
+        <w:rFonts w:ascii="Wingdings" w:hAnsi="Wingdings" w:hint="default"/>
+        <w:sz w:val="20"/>
+      </w:rPr>
+    </w:lvl>
+    <w:lvl w:ilvl="4" w:tentative="1">
+      <w:start w:val="1"/>
+      <w:numFmt w:val="bullet"/>
+      <w:lvlText w:val=""/>
+      <w:lvlJc w:val="left"/>
+      <w:pPr>
+        <w:tabs>
+          <w:tab w:val="num" w:pos="3600"/>
+        </w:tabs>
+        <w:ind w:left="3600" w:hanging="360"/>
+      </w:pPr>
+      <w:rPr>
+        <w:rFonts w:ascii="Wingdings" w:hAnsi="Wingdings" w:hint="default"/>
+        <w:sz w:val="20"/>
+      </w:rPr>
+    </w:lvl>
+    <w:lvl w:ilvl="5" w:tentative="1">
+      <w:start w:val="1"/>
+      <w:numFmt w:val="bullet"/>
+      <w:lvlText w:val=""/>
+      <w:lvlJc w:val="left"/>
+      <w:pPr>
+        <w:tabs>
+          <w:tab w:val="num" w:pos="4320"/>
+        </w:tabs>
+        <w:ind w:left="4320" w:hanging="360"/>
+      </w:pPr>
+      <w:rPr>
+        <w:rFonts w:ascii="Wingdings" w:hAnsi="Wingdings" w:hint="default"/>
+        <w:sz w:val="20"/>
+      </w:rPr>
+    </w:lvl>
+    <w:lvl w:ilvl="6" w:tentative="1">
+      <w:start w:val="1"/>
+      <w:numFmt w:val="bullet"/>
+      <w:lvlText w:val=""/>
+      <w:lvlJc w:val="left"/>
+      <w:pPr>
+        <w:tabs>
+          <w:tab w:val="num" w:pos="5040"/>
+        </w:tabs>
+        <w:ind w:left="5040" w:hanging="360"/>
+      </w:pPr>
+      <w:rPr>
+        <w:rFonts w:ascii="Wingdings" w:hAnsi="Wingdings" w:hint="default"/>
+        <w:sz w:val="20"/>
+      </w:rPr>
+    </w:lvl>
+    <w:lvl w:ilvl="7" w:tentative="1">
+      <w:start w:val="1"/>
+      <w:numFmt w:val="bullet"/>
+      <w:lvlText w:val=""/>
+      <w:lvlJc w:val="left"/>
+      <w:pPr>
+        <w:tabs>
+          <w:tab w:val="num" w:pos="5760"/>
+        </w:tabs>
+        <w:ind w:left="5760" w:hanging="360"/>
+      </w:pPr>
+      <w:rPr>
+        <w:rFonts w:ascii="Wingdings" w:hAnsi="Wingdings" w:hint="default"/>
+        <w:sz w:val="20"/>
+      </w:rPr>
+    </w:lvl>
+    <w:lvl w:ilvl="8" w:tentative="1">
+      <w:start w:val="1"/>
+      <w:numFmt w:val="bullet"/>
+      <w:lvlText w:val=""/>
+      <w:lvlJc w:val="left"/>
+      <w:pPr>
+        <w:tabs>
+          <w:tab w:val="num" w:pos="6480"/>
+        </w:tabs>
+        <w:ind w:left="6480" w:hanging="360"/>
+      </w:pPr>
+      <w:rPr>
+        <w:rFonts w:ascii="Wingdings" w:hAnsi="Wingdings" w:hint="default"/>
+        <w:sz w:val="20"/>
+      </w:rPr>
+    </w:lvl>
+  </w:abstractNum>
+  <w:abstractNum w:abstractNumId="4" w15:restartNumberingAfterBreak="0">
     <w:nsid w:val="33BA2240"/>
     <w:multiLevelType w:val="hybridMultilevel"/>
     <w:tmpl w:val="8548A182"/>
@@ -1466,7 +3831,7 @@
       </w:pPr>
     </w:lvl>
   </w:abstractNum>
-  <w:abstractNum w:abstractNumId="4" w15:restartNumberingAfterBreak="0">
+  <w:abstractNum w:abstractNumId="5" w15:restartNumberingAfterBreak="0">
     <w:nsid w:val="415A508C"/>
     <w:multiLevelType w:val="hybridMultilevel"/>
     <w:tmpl w:val="83168B70"/>
@@ -1555,7 +3920,96 @@
       </w:pPr>
     </w:lvl>
   </w:abstractNum>
-  <w:abstractNum w:abstractNumId="5" w15:restartNumberingAfterBreak="0">
+  <w:abstractNum w:abstractNumId="6" w15:restartNumberingAfterBreak="0">
+    <w:nsid w:val="46CD6E75"/>
+    <w:multiLevelType w:val="hybridMultilevel"/>
+    <w:tmpl w:val="3990D998"/>
+    <w:lvl w:ilvl="0" w:tplc="358802D0">
+      <w:start w:val="1"/>
+      <w:numFmt w:val="upperLetter"/>
+      <w:lvlText w:val="%1)"/>
+      <w:lvlJc w:val="left"/>
+      <w:pPr>
+        <w:ind w:left="1080" w:hanging="360"/>
+      </w:pPr>
+      <w:rPr>
+        <w:rFonts w:hint="default"/>
+      </w:rPr>
+    </w:lvl>
+    <w:lvl w:ilvl="1" w:tplc="40090019" w:tentative="1">
+      <w:start w:val="1"/>
+      <w:numFmt w:val="lowerLetter"/>
+      <w:lvlText w:val="%2."/>
+      <w:lvlJc w:val="left"/>
+      <w:pPr>
+        <w:ind w:left="1800" w:hanging="360"/>
+      </w:pPr>
+    </w:lvl>
+    <w:lvl w:ilvl="2" w:tplc="4009001B" w:tentative="1">
+      <w:start w:val="1"/>
+      <w:numFmt w:val="lowerRoman"/>
+      <w:lvlText w:val="%3."/>
+      <w:lvlJc w:val="right"/>
+      <w:pPr>
+        <w:ind w:left="2520" w:hanging="180"/>
+      </w:pPr>
+    </w:lvl>
+    <w:lvl w:ilvl="3" w:tplc="4009000F" w:tentative="1">
+      <w:start w:val="1"/>
+      <w:numFmt w:val="decimal"/>
+      <w:lvlText w:val="%4."/>
+      <w:lvlJc w:val="left"/>
+      <w:pPr>
+        <w:ind w:left="3240" w:hanging="360"/>
+      </w:pPr>
+    </w:lvl>
+    <w:lvl w:ilvl="4" w:tplc="40090019" w:tentative="1">
+      <w:start w:val="1"/>
+      <w:numFmt w:val="lowerLetter"/>
+      <w:lvlText w:val="%5."/>
+      <w:lvlJc w:val="left"/>
+      <w:pPr>
+        <w:ind w:left="3960" w:hanging="360"/>
+      </w:pPr>
+    </w:lvl>
+    <w:lvl w:ilvl="5" w:tplc="4009001B" w:tentative="1">
+      <w:start w:val="1"/>
+      <w:numFmt w:val="lowerRoman"/>
+      <w:lvlText w:val="%6."/>
+      <w:lvlJc w:val="right"/>
+      <w:pPr>
+        <w:ind w:left="4680" w:hanging="180"/>
+      </w:pPr>
+    </w:lvl>
+    <w:lvl w:ilvl="6" w:tplc="4009000F" w:tentative="1">
+      <w:start w:val="1"/>
+      <w:numFmt w:val="decimal"/>
+      <w:lvlText w:val="%7."/>
+      <w:lvlJc w:val="left"/>
+      <w:pPr>
+        <w:ind w:left="5400" w:hanging="360"/>
+      </w:pPr>
+    </w:lvl>
+    <w:lvl w:ilvl="7" w:tplc="40090019" w:tentative="1">
+      <w:start w:val="1"/>
+      <w:numFmt w:val="lowerLetter"/>
+      <w:lvlText w:val="%8."/>
+      <w:lvlJc w:val="left"/>
+      <w:pPr>
+        <w:ind w:left="6120" w:hanging="360"/>
+      </w:pPr>
+    </w:lvl>
+    <w:lvl w:ilvl="8" w:tplc="4009001B" w:tentative="1">
+      <w:start w:val="1"/>
+      <w:numFmt w:val="lowerRoman"/>
+      <w:lvlText w:val="%9."/>
+      <w:lvlJc w:val="right"/>
+      <w:pPr>
+        <w:ind w:left="6840" w:hanging="180"/>
+      </w:pPr>
+    </w:lvl>
+  </w:abstractNum>
+  <w:abstractNum w:abstractNumId="7" w15:restartNumberingAfterBreak="0">
     <w:nsid w:val="715C2979"/>
     <w:multiLevelType w:val="hybridMultilevel"/>
     <w:tmpl w:val="B6625198"/>
@@ -1644,7 +4098,7 @@
       </w:pPr>
     </w:lvl>
   </w:abstractNum>
-  <w:abstractNum w:abstractNumId="6" w15:restartNumberingAfterBreak="0">
+  <w:abstractNum w:abstractNumId="8" w15:restartNumberingAfterBreak="0">
     <w:nsid w:val="7ADD4C9C"/>
     <w:multiLevelType w:val="hybridMultilevel"/>
     <w:tmpl w:val="276EF924"/>
@@ -1734,13 +4188,13 @@
     </w:lvl>
   </w:abstractNum>
   <w:num w:numId="1" w16cid:durableId="614364695">
-    <w:abstractNumId w:val="6"/>
+    <w:abstractNumId w:val="8"/>
   </w:num>
   <w:num w:numId="2" w16cid:durableId="1943344016">
-    <w:abstractNumId w:val="3"/>
+    <w:abstractNumId w:val="4"/>
   </w:num>
   <w:num w:numId="3" w16cid:durableId="1939409518">
-    <w:abstractNumId w:val="4"/>
+    <w:abstractNumId w:val="5"/>
   </w:num>
   <w:num w:numId="4" w16cid:durableId="1747993638">
     <w:abstractNumId w:val="1"/>
@@ -1749,10 +4203,16 @@
     <w:abstractNumId w:val="0"/>
   </w:num>
   <w:num w:numId="6" w16cid:durableId="2111926391">
-    <w:abstractNumId w:val="5"/>
+    <w:abstractNumId w:val="7"/>
   </w:num>
   <w:num w:numId="7" w16cid:durableId="546986430">
     <w:abstractNumId w:val="2"/>
+  </w:num>
+  <w:num w:numId="8" w16cid:durableId="1695301342">
+    <w:abstractNumId w:val="6"/>
+  </w:num>
+  <w:num w:numId="9" w16cid:durableId="154078729">
+    <w:abstractNumId w:val="3"/>
   </w:num>
 </w:numbering>
 </file>

--- a/Python for MongoDB.docx
+++ b/Python for MongoDB.docx
@@ -264,15 +264,7 @@
         <w:jc w:val="both"/>
       </w:pPr>
       <w:r>
-        <w:t xml:space="preserve"># Insert a document (this </w:t>
-      </w:r>
-      <w:proofErr w:type="gramStart"/>
-      <w:r>
-        <w:t>actually creates</w:t>
-      </w:r>
-      <w:proofErr w:type="gramEnd"/>
-      <w:r>
-        <w:t xml:space="preserve"> the DB &amp; collection)</w:t>
+        <w:t># Insert a document (this actually creates the DB &amp; collection)</w:t>
       </w:r>
     </w:p>
     <w:p>
@@ -292,13 +284,8 @@
         <w:jc w:val="both"/>
       </w:pPr>
       <w:proofErr w:type="spellStart"/>
-      <w:proofErr w:type="gramStart"/>
-      <w:r>
-        <w:t>collection.insert</w:t>
-      </w:r>
-      <w:proofErr w:type="gramEnd"/>
-      <w:r>
-        <w:t>_one</w:t>
+      <w:r>
+        <w:t>collection.insert_one</w:t>
       </w:r>
       <w:proofErr w:type="spellEnd"/>
       <w:r>
@@ -318,13 +305,8 @@
         <w:ind w:left="1080"/>
         <w:jc w:val="both"/>
       </w:pPr>
-      <w:proofErr w:type="gramStart"/>
-      <w:r>
-        <w:t>print(</w:t>
-      </w:r>
-      <w:proofErr w:type="gramEnd"/>
-      <w:r>
-        <w:t>"Database and collection created!")</w:t>
+      <w:r>
+        <w:t>print("Database and collection created!")</w:t>
       </w:r>
     </w:p>
     <w:p>
@@ -362,25 +344,12 @@
         <w:t>=</w:t>
       </w:r>
       <w:proofErr w:type="spellStart"/>
-      <w:proofErr w:type="gramStart"/>
-      <w:r>
-        <w:t>myclient.list</w:t>
-      </w:r>
-      <w:proofErr w:type="gramEnd"/>
-      <w:r>
-        <w:t>_database_</w:t>
-      </w:r>
-      <w:proofErr w:type="gramStart"/>
-      <w:r>
-        <w:t>names</w:t>
-      </w:r>
-      <w:proofErr w:type="spellEnd"/>
-      <w:r>
-        <w:t>(</w:t>
-      </w:r>
-      <w:proofErr w:type="gramEnd"/>
-      <w:r>
-        <w:t>)</w:t>
+      <w:r>
+        <w:t>myclient.list_database_names</w:t>
+      </w:r>
+      <w:proofErr w:type="spellEnd"/>
+      <w:r>
+        <w:t>()</w:t>
       </w:r>
       <w:r>
         <w:br/>
@@ -517,12 +486,10 @@
         <w:t>=</w:t>
       </w:r>
       <w:proofErr w:type="spellStart"/>
-      <w:proofErr w:type="gramStart"/>
       <w:r>
         <w:t>pymongo.MongoClient</w:t>
       </w:r>
       <w:proofErr w:type="spellEnd"/>
-      <w:proofErr w:type="gramEnd"/>
       <w:r>
         <w:t>("</w:t>
       </w:r>
@@ -588,31 +555,16 @@
         <w:t>mydict</w:t>
       </w:r>
       <w:proofErr w:type="spellEnd"/>
-      <w:proofErr w:type="gramStart"/>
-      <w:r>
-        <w:t>={ "</w:t>
-      </w:r>
-      <w:proofErr w:type="gramEnd"/>
-      <w:r>
-        <w:t>name": "John", "address": "Highway37</w:t>
-      </w:r>
-      <w:proofErr w:type="gramStart"/>
-      <w:r>
-        <w:t>" }</w:t>
-      </w:r>
-      <w:proofErr w:type="gramEnd"/>
+      <w:r>
+        <w:t>={ "name": "John", "address": "Highway37" }</w:t>
+      </w:r>
       <w:r>
         <w:br/>
         <w:t>x = </w:t>
       </w:r>
       <w:proofErr w:type="spellStart"/>
-      <w:proofErr w:type="gramStart"/>
-      <w:r>
-        <w:t>mycol.insert</w:t>
-      </w:r>
-      <w:proofErr w:type="gramEnd"/>
-      <w:r>
-        <w:t>_one</w:t>
+      <w:r>
+        <w:t>mycol.insert_one</w:t>
       </w:r>
       <w:proofErr w:type="spellEnd"/>
       <w:r>
@@ -925,12 +877,10 @@
         <w:t xml:space="preserve"> = </w:t>
       </w:r>
       <w:proofErr w:type="spellStart"/>
-      <w:proofErr w:type="gramStart"/>
       <w:r>
         <w:t>pymongo.MongoClient</w:t>
       </w:r>
       <w:proofErr w:type="spellEnd"/>
-      <w:proofErr w:type="gramEnd"/>
       <w:r>
         <w:t>("</w:t>
       </w:r>
@@ -996,13 +946,8 @@
         <w:t xml:space="preserve">x = </w:t>
       </w:r>
       <w:proofErr w:type="spellStart"/>
-      <w:proofErr w:type="gramStart"/>
-      <w:r>
-        <w:t>mycol.find</w:t>
-      </w:r>
-      <w:proofErr w:type="gramEnd"/>
-      <w:r>
-        <w:t>_one</w:t>
+      <w:r>
+        <w:t>mycol.find_one</w:t>
       </w:r>
       <w:proofErr w:type="spellEnd"/>
       <w:r>
@@ -1046,25 +991,12 @@
         <w:t xml:space="preserve">result = </w:t>
       </w:r>
       <w:proofErr w:type="spellStart"/>
-      <w:proofErr w:type="gramStart"/>
-      <w:r>
-        <w:t>collection.find</w:t>
-      </w:r>
-      <w:proofErr w:type="gramEnd"/>
-      <w:r>
-        <w:t>_</w:t>
-      </w:r>
-      <w:proofErr w:type="gramStart"/>
-      <w:r>
-        <w:t>one</w:t>
-      </w:r>
-      <w:proofErr w:type="spellEnd"/>
-      <w:r>
-        <w:t>(</w:t>
-      </w:r>
-      <w:proofErr w:type="gramEnd"/>
-      <w:r>
-        <w:t>{"name": "Alice"})</w:t>
+      <w:r>
+        <w:t>collection.find_one</w:t>
+      </w:r>
+      <w:proofErr w:type="spellEnd"/>
+      <w:r>
+        <w:t>({"name": "Alice"})</w:t>
       </w:r>
     </w:p>
     <w:p>
@@ -1138,12 +1070,10 @@
         <w:t xml:space="preserve"> = </w:t>
       </w:r>
       <w:proofErr w:type="spellStart"/>
-      <w:proofErr w:type="gramStart"/>
       <w:r>
         <w:t>pymongo.MongoClient</w:t>
       </w:r>
       <w:proofErr w:type="spellEnd"/>
-      <w:proofErr w:type="gramEnd"/>
       <w:r>
         <w:t>("</w:t>
       </w:r>
@@ -1209,12 +1139,10 @@
         <w:t>for x in </w:t>
       </w:r>
       <w:proofErr w:type="spellStart"/>
-      <w:proofErr w:type="gramStart"/>
       <w:r>
         <w:t>mycol.find</w:t>
       </w:r>
       <w:proofErr w:type="spellEnd"/>
-      <w:proofErr w:type="gramEnd"/>
       <w:r>
         <w:t>():</w:t>
       </w:r>
@@ -1241,12 +1169,10 @@
         <w:t xml:space="preserve">for doc in </w:t>
       </w:r>
       <w:proofErr w:type="spellStart"/>
-      <w:proofErr w:type="gramStart"/>
       <w:r>
         <w:t>collection.find</w:t>
       </w:r>
       <w:proofErr w:type="spellEnd"/>
-      <w:proofErr w:type="gramEnd"/>
       <w:r>
         <w:t>():</w:t>
       </w:r>
@@ -1434,7 +1360,13 @@
       </w:r>
       <w:proofErr w:type="spellStart"/>
       <w:r>
-        <w:t>newvalues</w:t>
+        <w:t>newval</w:t>
+      </w:r>
+      <w:r>
+        <w:t>u</w:t>
+      </w:r>
+      <w:r>
+        <w:t>es</w:t>
       </w:r>
       <w:proofErr w:type="spellEnd"/>
       <w:r>
@@ -1479,23 +1411,13 @@
         <w:ind w:left="1080"/>
       </w:pPr>
       <w:proofErr w:type="spellStart"/>
-      <w:proofErr w:type="gramStart"/>
-      <w:r>
-        <w:t>collection.update</w:t>
-      </w:r>
-      <w:proofErr w:type="gramEnd"/>
-      <w:r>
-        <w:t>_</w:t>
-      </w:r>
-      <w:proofErr w:type="gramStart"/>
-      <w:r>
-        <w:t>one</w:t>
+      <w:r>
+        <w:t>collection.update_one</w:t>
       </w:r>
       <w:proofErr w:type="spellEnd"/>
       <w:r>
         <w:t>(</w:t>
       </w:r>
-      <w:proofErr w:type="gramEnd"/>
     </w:p>
     <w:p>
       <w:pPr>
@@ -1756,12 +1678,10 @@
         <w:t xml:space="preserve"> = </w:t>
       </w:r>
       <w:proofErr w:type="spellStart"/>
-      <w:proofErr w:type="gramStart"/>
       <w:r>
         <w:t>pymongo.MongoClient</w:t>
       </w:r>
       <w:proofErr w:type="spellEnd"/>
-      <w:proofErr w:type="gramEnd"/>
       <w:r>
         <w:t>("</w:t>
       </w:r>
@@ -1831,35 +1751,17 @@
       </w:r>
       <w:proofErr w:type="spellEnd"/>
       <w:r>
-        <w:t xml:space="preserve"> = </w:t>
-      </w:r>
-      <w:proofErr w:type="gramStart"/>
-      <w:r>
-        <w:t>{ "</w:t>
-      </w:r>
-      <w:proofErr w:type="gramEnd"/>
-      <w:r>
-        <w:t>address": "Mountain 21</w:t>
-      </w:r>
-      <w:proofErr w:type="gramStart"/>
-      <w:r>
-        <w:t>" }</w:t>
-      </w:r>
-      <w:proofErr w:type="gramEnd"/>
-      <w:r>
-        <w:br/>
-      </w:r>
-      <w:r>
-        <w:br/>
-      </w:r>
-      <w:proofErr w:type="spellStart"/>
-      <w:proofErr w:type="gramStart"/>
-      <w:r>
-        <w:t>mycol.delete</w:t>
-      </w:r>
-      <w:proofErr w:type="gramEnd"/>
-      <w:r>
-        <w:t>_one</w:t>
+        <w:t xml:space="preserve"> = { "address": "Mountain 21" }</w:t>
+      </w:r>
+      <w:r>
+        <w:br/>
+      </w:r>
+      <w:r>
+        <w:br/>
+      </w:r>
+      <w:proofErr w:type="spellStart"/>
+      <w:r>
+        <w:t>mycol.delete_one</w:t>
       </w:r>
       <w:proofErr w:type="spellEnd"/>
       <w:r>
@@ -1895,25 +1797,12 @@
         <w:ind w:left="1440"/>
       </w:pPr>
       <w:proofErr w:type="spellStart"/>
-      <w:proofErr w:type="gramStart"/>
-      <w:r>
-        <w:t>collection.delete</w:t>
-      </w:r>
-      <w:proofErr w:type="gramEnd"/>
-      <w:r>
-        <w:t>_</w:t>
-      </w:r>
-      <w:proofErr w:type="gramStart"/>
-      <w:r>
-        <w:t>one</w:t>
-      </w:r>
-      <w:proofErr w:type="spellEnd"/>
-      <w:r>
-        <w:t>(</w:t>
-      </w:r>
-      <w:proofErr w:type="gramEnd"/>
-      <w:r>
-        <w:t>{"name": "Bob"})</w:t>
+      <w:r>
+        <w:t>collection.delete_one</w:t>
+      </w:r>
+      <w:proofErr w:type="spellEnd"/>
+      <w:r>
+        <w:t>({"name": "Bob"})</w:t>
       </w:r>
     </w:p>
     <w:p>
@@ -1962,12 +1851,10 @@
         <w:t xml:space="preserve"> = </w:t>
       </w:r>
       <w:proofErr w:type="spellStart"/>
-      <w:proofErr w:type="gramStart"/>
       <w:r>
         <w:t>pymongo.MongoClient</w:t>
       </w:r>
       <w:proofErr w:type="spellEnd"/>
-      <w:proofErr w:type="gramEnd"/>
       <w:r>
         <w:t>("</w:t>
       </w:r>
@@ -2037,21 +1924,8 @@
       </w:r>
       <w:proofErr w:type="spellEnd"/>
       <w:r>
-        <w:t xml:space="preserve"> = </w:t>
-      </w:r>
-      <w:proofErr w:type="gramStart"/>
-      <w:r>
-        <w:t>{ "</w:t>
-      </w:r>
-      <w:proofErr w:type="gramEnd"/>
-      <w:r>
-        <w:t>address": {"$regex": "^S"</w:t>
-      </w:r>
-      <w:proofErr w:type="gramStart"/>
-      <w:r>
-        <w:t>} }</w:t>
-      </w:r>
-      <w:proofErr w:type="gramEnd"/>
+        <w:t xml:space="preserve"> = { "address": {"$regex": "^S"} }</w:t>
+      </w:r>
       <w:r>
         <w:br/>
       </w:r>
@@ -2060,13 +1934,8 @@
         <w:t xml:space="preserve">x = </w:t>
       </w:r>
       <w:proofErr w:type="spellStart"/>
-      <w:proofErr w:type="gramStart"/>
-      <w:r>
-        <w:t>mycol.delete</w:t>
-      </w:r>
-      <w:proofErr w:type="gramEnd"/>
-      <w:r>
-        <w:t>_many</w:t>
+      <w:r>
+        <w:t>mycol.delete_many</w:t>
       </w:r>
       <w:proofErr w:type="spellEnd"/>
       <w:r>
@@ -2085,18 +1954,11 @@
       </w:r>
       <w:r>
         <w:br/>
-      </w:r>
-      <w:proofErr w:type="gramStart"/>
-      <w:r>
         <w:t>print(</w:t>
       </w:r>
       <w:proofErr w:type="spellStart"/>
       <w:r>
-        <w:t>x.deleted</w:t>
-      </w:r>
-      <w:proofErr w:type="gramEnd"/>
-      <w:r>
-        <w:t>_count</w:t>
+        <w:t>x.deleted_count</w:t>
       </w:r>
       <w:proofErr w:type="spellEnd"/>
       <w:r>
@@ -2124,25 +1986,12 @@
         <w:ind w:left="1440"/>
       </w:pPr>
       <w:proofErr w:type="spellStart"/>
-      <w:proofErr w:type="gramStart"/>
-      <w:r>
-        <w:t>collection.delete</w:t>
-      </w:r>
-      <w:proofErr w:type="gramEnd"/>
-      <w:r>
-        <w:t>_</w:t>
-      </w:r>
-      <w:proofErr w:type="gramStart"/>
-      <w:r>
-        <w:t>many</w:t>
-      </w:r>
-      <w:proofErr w:type="spellEnd"/>
-      <w:r>
-        <w:t>(</w:t>
-      </w:r>
-      <w:proofErr w:type="gramEnd"/>
-      <w:r>
-        <w:t>{"age": {"$</w:t>
+      <w:r>
+        <w:t>collection.delete_many</w:t>
+      </w:r>
+      <w:proofErr w:type="spellEnd"/>
+      <w:r>
+        <w:t>({"age": {"$</w:t>
       </w:r>
       <w:proofErr w:type="spellStart"/>
       <w:r>
@@ -2163,15 +2012,7 @@
         </w:numPr>
       </w:pPr>
       <w:r>
-        <w:t>Sort (</w:t>
-      </w:r>
-      <w:proofErr w:type="gramStart"/>
-      <w:r>
-        <w:t>sort(</w:t>
-      </w:r>
-      <w:proofErr w:type="gramEnd"/>
-      <w:r>
-        <w:t>))</w:t>
+        <w:t>Sort (sort())</w:t>
       </w:r>
     </w:p>
     <w:p>
@@ -2213,12 +2054,10 @@
         <w:t xml:space="preserve"> = </w:t>
       </w:r>
       <w:proofErr w:type="spellStart"/>
-      <w:proofErr w:type="gramStart"/>
       <w:r>
         <w:t>pymongo.MongoClient</w:t>
       </w:r>
       <w:proofErr w:type="spellEnd"/>
-      <w:proofErr w:type="gramEnd"/>
       <w:r>
         <w:t>("</w:t>
       </w:r>
@@ -2291,22 +2130,12 @@
         <w:t xml:space="preserve"> = </w:t>
       </w:r>
       <w:proofErr w:type="spellStart"/>
-      <w:proofErr w:type="gramStart"/>
       <w:r>
         <w:t>mycol.find</w:t>
       </w:r>
       <w:proofErr w:type="spellEnd"/>
-      <w:proofErr w:type="gramEnd"/>
-      <w:r>
-        <w:t>(</w:t>
-      </w:r>
-      <w:proofErr w:type="gramStart"/>
-      <w:r>
-        <w:t>).sort</w:t>
-      </w:r>
-      <w:proofErr w:type="gramEnd"/>
-      <w:r>
-        <w:t>("name")</w:t>
+      <w:r>
+        <w:t>().sort("name")</w:t>
       </w:r>
       <w:r>
         <w:br/>
@@ -2337,24 +2166,12 @@
       <w:pPr>
         <w:pStyle w:val="ListParagraph"/>
       </w:pPr>
-      <w:proofErr w:type="gramStart"/>
-      <w:r>
-        <w:t>sort(</w:t>
-      </w:r>
-      <w:proofErr w:type="gramEnd"/>
-      <w:r>
-        <w:t>"name", 1) #ascending</w:t>
-      </w:r>
-      <w:r>
-        <w:br/>
-      </w:r>
-      <w:proofErr w:type="gramStart"/>
-      <w:r>
-        <w:t>sort(</w:t>
-      </w:r>
-      <w:proofErr w:type="gramEnd"/>
-      <w:r>
-        <w:t>"name", -1) #descending</w:t>
+      <w:r>
+        <w:t>sort("name", 1) #ascending</w:t>
+      </w:r>
+      <w:r>
+        <w:br/>
+        <w:t>sort("name", -1) #descending</w:t>
       </w:r>
     </w:p>
     <w:p>
@@ -2403,12 +2220,10 @@
         <w:t xml:space="preserve"> = </w:t>
       </w:r>
       <w:proofErr w:type="spellStart"/>
-      <w:proofErr w:type="gramStart"/>
       <w:r>
         <w:t>pymongo.MongoClient</w:t>
       </w:r>
       <w:proofErr w:type="spellEnd"/>
-      <w:proofErr w:type="gramEnd"/>
       <w:r>
         <w:t>("</w:t>
       </w:r>
@@ -2481,22 +2296,12 @@
         <w:t xml:space="preserve"> = </w:t>
       </w:r>
       <w:proofErr w:type="spellStart"/>
-      <w:proofErr w:type="gramStart"/>
       <w:r>
         <w:t>mycol.find</w:t>
       </w:r>
       <w:proofErr w:type="spellEnd"/>
-      <w:proofErr w:type="gramEnd"/>
-      <w:r>
-        <w:t>(</w:t>
-      </w:r>
-      <w:proofErr w:type="gramStart"/>
-      <w:r>
-        <w:t>).sort</w:t>
-      </w:r>
-      <w:proofErr w:type="gramEnd"/>
-      <w:r>
-        <w:t>("name", -1)</w:t>
+      <w:r>
+        <w:t>().sort("name", -1)</w:t>
       </w:r>
       <w:r>
         <w:br/>
@@ -2557,22 +2362,12 @@
         <w:t xml:space="preserve">results = </w:t>
       </w:r>
       <w:proofErr w:type="spellStart"/>
-      <w:proofErr w:type="gramStart"/>
       <w:r>
         <w:t>collection.find</w:t>
       </w:r>
       <w:proofErr w:type="spellEnd"/>
-      <w:proofErr w:type="gramEnd"/>
-      <w:r>
-        <w:t>(</w:t>
-      </w:r>
-      <w:proofErr w:type="gramStart"/>
-      <w:r>
-        <w:t>).sort</w:t>
-      </w:r>
-      <w:proofErr w:type="gramEnd"/>
-      <w:r>
-        <w:t>("age", -1)</w:t>
+      <w:r>
+        <w:t>().sort("age", -1)</w:t>
       </w:r>
     </w:p>
     <w:p>
@@ -2658,12 +2453,10 @@
         <w:t xml:space="preserve"> = </w:t>
       </w:r>
       <w:proofErr w:type="spellStart"/>
-      <w:proofErr w:type="gramStart"/>
       <w:r>
         <w:t>pymongo.MongoClient</w:t>
       </w:r>
       <w:proofErr w:type="spellEnd"/>
-      <w:proofErr w:type="gramEnd"/>
       <w:r>
         <w:t>("</w:t>
       </w:r>
@@ -2728,12 +2521,10 @@
         <w:br/>
       </w:r>
       <w:proofErr w:type="spellStart"/>
-      <w:proofErr w:type="gramStart"/>
       <w:r>
         <w:t>mycol.drop</w:t>
       </w:r>
       <w:proofErr w:type="spellEnd"/>
-      <w:proofErr w:type="gramEnd"/>
       <w:r>
         <w:t>()</w:t>
       </w:r>
@@ -2791,12 +2582,10 @@
         <w:t xml:space="preserve"> = </w:t>
       </w:r>
       <w:proofErr w:type="spellStart"/>
-      <w:proofErr w:type="gramStart"/>
       <w:r>
         <w:t>pymongo.MongoClient</w:t>
       </w:r>
       <w:proofErr w:type="spellEnd"/>
-      <w:proofErr w:type="gramEnd"/>
       <w:r>
         <w:t>("</w:t>
       </w:r>
@@ -2866,22 +2655,12 @@
         <w:t xml:space="preserve"> = </w:t>
       </w:r>
       <w:proofErr w:type="spellStart"/>
-      <w:proofErr w:type="gramStart"/>
       <w:r>
         <w:t>mycol.find</w:t>
       </w:r>
       <w:proofErr w:type="spellEnd"/>
-      <w:proofErr w:type="gramEnd"/>
-      <w:r>
-        <w:t>(</w:t>
-      </w:r>
-      <w:proofErr w:type="gramStart"/>
-      <w:r>
-        <w:t>).limit</w:t>
-      </w:r>
-      <w:proofErr w:type="gramEnd"/>
-      <w:r>
-        <w:t>(5)</w:t>
+      <w:r>
+        <w:t>().limit(5)</w:t>
       </w:r>
       <w:r>
         <w:br/>
@@ -2925,22 +2704,12 @@
         <w:t xml:space="preserve">results = </w:t>
       </w:r>
       <w:proofErr w:type="spellStart"/>
-      <w:proofErr w:type="gramStart"/>
       <w:r>
         <w:t>collection.find</w:t>
       </w:r>
       <w:proofErr w:type="spellEnd"/>
-      <w:proofErr w:type="gramEnd"/>
-      <w:r>
-        <w:t>(</w:t>
-      </w:r>
-      <w:proofErr w:type="gramStart"/>
-      <w:r>
-        <w:t>).limit</w:t>
-      </w:r>
-      <w:proofErr w:type="gramEnd"/>
-      <w:r>
-        <w:t>(2)</w:t>
+      <w:r>
+        <w:t>().limit(2)</w:t>
       </w:r>
     </w:p>
     <w:p>
@@ -3064,12 +2833,10 @@
         <w:t xml:space="preserve">results = </w:t>
       </w:r>
       <w:proofErr w:type="spellStart"/>
-      <w:proofErr w:type="gramStart"/>
       <w:r>
         <w:t>collection.find</w:t>
       </w:r>
       <w:proofErr w:type="spellEnd"/>
-      <w:proofErr w:type="gramEnd"/>
       <w:r>
         <w:t>({"age": {"$</w:t>
       </w:r>
@@ -3124,12 +2891,10 @@
         <w:t xml:space="preserve">results = </w:t>
       </w:r>
       <w:proofErr w:type="spellStart"/>
-      <w:proofErr w:type="gramStart"/>
       <w:r>
         <w:t>collection.find</w:t>
       </w:r>
       <w:proofErr w:type="spellEnd"/>
-      <w:proofErr w:type="gramEnd"/>
       <w:r>
         <w:t>({</w:t>
       </w:r>
@@ -3195,12 +2960,10 @@
         <w:t xml:space="preserve">results = </w:t>
       </w:r>
       <w:proofErr w:type="spellStart"/>
-      <w:proofErr w:type="gramStart"/>
       <w:r>
         <w:t>collection.find</w:t>
       </w:r>
       <w:proofErr w:type="spellEnd"/>
-      <w:proofErr w:type="gramEnd"/>
       <w:r>
         <w:t>({}, {"_id": 0, "name": 1, "age": 1})</w:t>
       </w:r>
@@ -3256,12 +3019,10 @@
         <w:t xml:space="preserve">results = </w:t>
       </w:r>
       <w:proofErr w:type="spellStart"/>
-      <w:proofErr w:type="gramStart"/>
       <w:r>
         <w:t>collection.find</w:t>
       </w:r>
       <w:proofErr w:type="spellEnd"/>
-      <w:proofErr w:type="gramEnd"/>
       <w:r>
         <w:t>({</w:t>
       </w:r>
@@ -4819,6 +4580,7 @@
   <w:style w:type="character" w:default="1" w:styleId="DefaultParagraphFont">
     <w:name w:val="Default Paragraph Font"/>
     <w:uiPriority w:val="1"/>
+    <w:semiHidden/>
     <w:unhideWhenUsed/>
   </w:style>
   <w:style w:type="table" w:default="1" w:styleId="TableNormal">
